--- a/input/daily_report_jinja_template.docx
+++ b/input/daily_report_jinja_template.docx
@@ -5,7 +5,7 @@
     <w:tbl>
       <w:tblPr>
         <w:tblStyle w:val="32"/>
-        <w:tblW w:w="8440" w:type="dxa"/>
+        <w:tblW w:w="8591" w:type="dxa"/>
         <w:jc w:val="center"/>
         <w:tblCellSpacing w:w="7" w:type="dxa"/>
         <w:tblBorders>
@@ -26,7 +26,7 @@
       </w:tblPr>
       <w:tblGrid>
         <w:gridCol w:w="4876"/>
-        <w:gridCol w:w="3564"/>
+        <w:gridCol w:w="3715"/>
       </w:tblGrid>
       <w:tr>
         <w:tblPrEx>
@@ -52,7 +52,7 @@
         </w:trPr>
         <w:tc>
           <w:tcPr>
-            <w:tcW w:w="8412" w:type="dxa"/>
+            <w:tcW w:w="8563" w:type="dxa"/>
             <w:gridSpan w:val="2"/>
             <w:noWrap/>
             <w:vAlign w:val="top"/>
@@ -142,7 +142,7 @@
         </w:trPr>
         <w:tc>
           <w:tcPr>
-            <w:tcW w:w="8412" w:type="dxa"/>
+            <w:tcW w:w="8563" w:type="dxa"/>
             <w:gridSpan w:val="2"/>
             <w:noWrap/>
             <w:vAlign w:val="top"/>
@@ -192,6 +192,7 @@
           <w:p>
             <w:pPr>
               <w:widowControl/>
+              <w:spacing w:after="0" w:line="240" w:lineRule="auto"/>
               <w:jc w:val="left"/>
               <w:rPr>
                 <w:rFonts w:ascii="Tahoma" w:hAnsi="Tahoma" w:cs="Tahoma"/>
@@ -204,6 +205,8 @@
                 <w:rFonts w:ascii="Tahoma" w:hAnsi="Tahoma" w:cs="Tahoma"/>
                 <w:kern w:val="0"/>
                 <w:sz w:val="22"/>
+                <w:szCs w:val="24"/>
+                <w:lang w:eastAsia="zh-CN"/>
               </w:rPr>
               <w:t>北京市</w:t>
             </w:r>
@@ -212,6 +215,8 @@
                 <w:rFonts w:hint="eastAsia" w:ascii="Tahoma" w:hAnsi="Tahoma" w:cs="Tahoma"/>
                 <w:kern w:val="0"/>
                 <w:sz w:val="22"/>
+                <w:szCs w:val="24"/>
+                <w:lang w:eastAsia="zh-CN"/>
               </w:rPr>
               <w:t>西城区城市管理委员会</w:t>
             </w:r>
@@ -219,13 +224,14 @@
         </w:tc>
         <w:tc>
           <w:tcPr>
-            <w:tcW w:w="3543" w:type="dxa"/>
+            <w:tcW w:w="3694" w:type="dxa"/>
             <w:noWrap/>
             <w:vAlign w:val="center"/>
           </w:tcPr>
           <w:p>
             <w:pPr>
               <w:widowControl/>
+              <w:spacing w:after="0" w:line="240" w:lineRule="auto"/>
               <w:ind w:right="240"/>
               <w:jc w:val="right"/>
               <w:rPr>
@@ -239,6 +245,8 @@
                 <w:rFonts w:hint="eastAsia" w:ascii="Tahoma" w:hAnsi="Tahoma" w:cs="Tahoma"/>
                 <w:kern w:val="0"/>
                 <w:sz w:val="24"/>
+                <w:szCs w:val="24"/>
+                <w:lang w:eastAsia="zh-CN"/>
               </w:rPr>
               <w:t>{{ report_date_text }}</w:t>
             </w:r>
@@ -269,7 +277,7 @@
         </w:trPr>
         <w:tc>
           <w:tcPr>
-            <w:tcW w:w="8412" w:type="dxa"/>
+            <w:tcW w:w="8563" w:type="dxa"/>
             <w:gridSpan w:val="2"/>
             <w:shd w:val="clear" w:color="auto" w:fill="FF0000"/>
             <w:noWrap/>
@@ -313,17 +321,19 @@
         </w:trPr>
         <w:tc>
           <w:tcPr>
-            <w:tcW w:w="8412" w:type="dxa"/>
+            <w:tcW w:w="8563" w:type="dxa"/>
             <w:gridSpan w:val="2"/>
             <w:noWrap/>
             <w:vAlign w:val="center"/>
           </w:tcPr>
           <w:p>
             <w:pPr>
+              <w:widowControl w:val="0"/>
               <w:adjustRightInd w:val="0"/>
               <w:snapToGrid w:val="0"/>
-              <w:spacing w:line="360" w:lineRule="auto"/>
+              <w:spacing w:after="0" w:line="360" w:lineRule="auto"/>
               <w:ind w:firstLine="465"/>
+              <w:jc w:val="both"/>
               <w:rPr>
                 <w:rFonts w:ascii="宋体" w:hAnsi="宋体" w:cs="Tahoma"/>
                 <w:kern w:val="0"/>
@@ -413,6 +423,7 @@
         <w:adjustRightInd/>
         <w:snapToGrid/>
         <w:spacing w:before="120" w:after="60" w:line="300" w:lineRule="auto"/>
+        <w:ind w:firstLine="720" w:firstLineChars="0"/>
         <w:textAlignment w:val="auto"/>
         <w:outlineLvl w:val="0"/>
       </w:pPr>
@@ -462,6 +473,7 @@
         <w:adjustRightInd/>
         <w:snapToGrid/>
         <w:spacing w:before="60" w:after="60" w:line="300" w:lineRule="auto"/>
+        <w:ind w:firstLine="720" w:firstLineChars="0"/>
         <w:textAlignment w:val="auto"/>
         <w:outlineLvl w:val="1"/>
         <w:rPr>
@@ -495,6 +507,7 @@
         <w:adjustRightInd/>
         <w:snapToGrid/>
         <w:spacing w:before="60" w:after="60" w:line="300" w:lineRule="auto"/>
+        <w:ind w:firstLine="720" w:firstLineChars="0"/>
         <w:textAlignment w:val="auto"/>
         <w:outlineLvl w:val="2"/>
         <w:rPr>
@@ -502,6 +515,7 @@
           <w:bCs/>
         </w:rPr>
       </w:pPr>
+      <w:bookmarkStart w:id="1" w:name="_GoBack"/>
       <w:r>
         <w:rPr>
           <w:rFonts w:ascii="仿宋" w:hAnsi="仿宋" w:eastAsia="仿宋"/>
@@ -519,9 +533,9 @@
         <w:rPr>
           <w:rFonts w:hint="eastAsia" w:ascii="仿宋" w:hAnsi="仿宋" w:eastAsia="仿宋"/>
           <w:b w:val="0"/>
-          <w:color w:val="FF0000"/>
+          <w:color w:val="auto"/>
           <w:sz w:val="28"/>
-          <w:highlight w:val="yellow"/>
+          <w:highlight w:val="none"/>
         </w:rPr>
       </w:pPr>
       <w:r>
@@ -532,7 +546,30 @@
           <w:sz w:val="28"/>
           <w:highlight w:val="none"/>
         </w:rPr>
-        <w:t>{% if community.is_pure_box_room %}该小区垃圾分类情况好的方面主要有：1.四类垃圾桶设置齐全，且容器完好、洁净；2.有开展垃圾分类宣传工作；3.站点指导员按时上岗；4.小区垃圾投放规范，无垃圾乱堆乱放，投放不规范现象；5.厨余、可回收物和有害垃圾桶分类纯净；6.有装修垃圾和大件垃圾投放点并且规范。{% endif %}</w:t>
+        <w:t>{%p if community.is_pure_box_room %}</w:t>
+      </w:r>
+    </w:p>
+    <w:p>
+      <w:pPr>
+        <w:spacing w:before="0" w:after="0" w:line="300" w:lineRule="auto"/>
+        <w:ind w:firstLine="720" w:firstLineChars="0"/>
+        <w:rPr>
+          <w:rFonts w:hint="eastAsia" w:ascii="仿宋" w:hAnsi="仿宋" w:eastAsia="仿宋"/>
+          <w:b w:val="0"/>
+          <w:color w:val="auto"/>
+          <w:sz w:val="28"/>
+          <w:highlight w:val="none"/>
+        </w:rPr>
+      </w:pPr>
+      <w:r>
+        <w:rPr>
+          <w:rFonts w:hint="eastAsia" w:ascii="仿宋" w:hAnsi="仿宋" w:eastAsia="仿宋"/>
+          <w:b w:val="0"/>
+          <w:color w:val="auto"/>
+          <w:sz w:val="28"/>
+          <w:highlight w:val="none"/>
+        </w:rPr>
+        <w:t>该小区垃圾分类情况好的方面主要有：1.四类垃圾桶设置齐全，且容器完好、洁净；2.有开展垃圾分类宣传工作；3.站点指导员按时上岗；4.小区垃圾投放规范，无垃圾乱堆乱放、投放不规范等现象；5.厨余、可回收物和有害垃圾桶分类纯净；6.有装修垃圾和大件垃圾投放点并且规范。</w:t>
       </w:r>
       <w:r>
         <w:rPr>
@@ -542,12 +579,82 @@
           <w:sz w:val="28"/>
           <w:highlight w:val="yellow"/>
         </w:rPr>
-        <w:t>存在的问题是：{{ community.overall_problem_summary }}</w:t>
+        <w:t>存在的问题是：{{ community.overall_problem_summary}}</w:t>
       </w:r>
     </w:p>
     <w:p>
       <w:pPr>
         <w:spacing w:before="0" w:after="0" w:line="300" w:lineRule="auto"/>
+        <w:ind w:firstLine="720" w:firstLineChars="0"/>
+        <w:rPr>
+          <w:rFonts w:hint="eastAsia" w:ascii="仿宋" w:hAnsi="仿宋" w:eastAsia="仿宋"/>
+          <w:b w:val="0"/>
+          <w:color w:val="auto"/>
+          <w:sz w:val="28"/>
+          <w:highlight w:val="none"/>
+        </w:rPr>
+      </w:pPr>
+      <w:r>
+        <w:rPr>
+          <w:rFonts w:hint="eastAsia" w:ascii="仿宋" w:hAnsi="仿宋" w:eastAsia="仿宋"/>
+          <w:b w:val="0"/>
+          <w:color w:val="auto"/>
+          <w:sz w:val="28"/>
+          <w:highlight w:val="none"/>
+        </w:rPr>
+        <w:t>{%p else %}</w:t>
+      </w:r>
+    </w:p>
+    <w:p>
+      <w:pPr>
+        <w:spacing w:before="0" w:after="0" w:line="300" w:lineRule="auto"/>
+        <w:ind w:firstLine="720" w:firstLineChars="0"/>
+        <w:rPr>
+          <w:rFonts w:hint="eastAsia" w:ascii="仿宋" w:hAnsi="仿宋" w:eastAsia="仿宋"/>
+          <w:b w:val="0"/>
+          <w:color w:val="auto"/>
+          <w:sz w:val="28"/>
+          <w:highlight w:val="none"/>
+        </w:rPr>
+      </w:pPr>
+      <w:r>
+        <w:rPr>
+          <w:rFonts w:hint="eastAsia" w:ascii="仿宋" w:hAnsi="仿宋" w:eastAsia="仿宋"/>
+          <w:b w:val="0"/>
+          <w:color w:val="auto"/>
+          <w:sz w:val="28"/>
+          <w:highlight w:val="none"/>
+        </w:rPr>
+        <w:t>存在的问题是：{{ community.overall_problem_summary}}</w:t>
+      </w:r>
+    </w:p>
+    <w:p>
+      <w:pPr>
+        <w:spacing w:before="0" w:after="0" w:line="300" w:lineRule="auto"/>
+        <w:ind w:firstLine="720" w:firstLineChars="0"/>
+        <w:rPr>
+          <w:rFonts w:hint="eastAsia" w:ascii="仿宋" w:hAnsi="仿宋" w:eastAsia="仿宋"/>
+          <w:b w:val="0"/>
+          <w:color w:val="auto"/>
+          <w:sz w:val="28"/>
+          <w:highlight w:val="none"/>
+        </w:rPr>
+      </w:pPr>
+      <w:r>
+        <w:rPr>
+          <w:rFonts w:hint="eastAsia" w:ascii="仿宋" w:hAnsi="仿宋" w:eastAsia="仿宋"/>
+          <w:b w:val="0"/>
+          <w:color w:val="auto"/>
+          <w:sz w:val="28"/>
+          <w:highlight w:val="none"/>
+        </w:rPr>
+        <w:t>{%p endif %}</w:t>
+      </w:r>
+    </w:p>
+    <w:p>
+      <w:pPr>
+        <w:spacing w:before="0" w:after="0" w:line="300" w:lineRule="auto"/>
+        <w:ind w:firstLine="720" w:firstLineChars="0"/>
         <w:rPr>
           <w:b/>
           <w:bCs/>
@@ -563,6 +670,7 @@
         <w:t>（1）小区宣传氛围：</w:t>
       </w:r>
     </w:p>
+    <w:bookmarkEnd w:id="1"/>
     <w:p>
       <w:pPr>
         <w:spacing w:before="0" w:after="0" w:line="300" w:lineRule="auto"/>
@@ -606,6 +714,7 @@
     <w:p>
       <w:pPr>
         <w:spacing w:before="0" w:after="0" w:line="300" w:lineRule="auto"/>
+        <w:ind w:firstLine="720" w:firstLineChars="0"/>
         <w:rPr>
           <w:rFonts w:ascii="仿宋" w:hAnsi="仿宋" w:eastAsia="仿宋"/>
           <w:b/>
@@ -679,6 +788,7 @@
     <w:p>
       <w:pPr>
         <w:spacing w:before="0" w:after="0" w:line="300" w:lineRule="auto"/>
+        <w:ind w:firstLine="720" w:firstLineChars="0"/>
         <w:rPr>
           <w:rFonts w:ascii="仿宋" w:hAnsi="仿宋" w:eastAsia="仿宋"/>
           <w:b/>
@@ -699,6 +809,7 @@
     <w:p>
       <w:pPr>
         <w:spacing w:before="0" w:after="0" w:line="300" w:lineRule="auto"/>
+        <w:ind w:firstLine="1237" w:firstLineChars="442"/>
       </w:pPr>
       <w:r>
         <w:rPr>
@@ -712,6 +823,7 @@
     <w:p>
       <w:pPr>
         <w:spacing w:before="0" w:after="0" w:line="300" w:lineRule="auto"/>
+        <w:ind w:firstLine="720" w:firstLineChars="0"/>
         <w:rPr>
           <w:rFonts w:ascii="仿宋" w:hAnsi="仿宋" w:eastAsia="仿宋"/>
           <w:b/>
@@ -732,6 +844,7 @@
     <w:p>
       <w:pPr>
         <w:spacing w:before="0" w:after="0" w:line="300" w:lineRule="auto"/>
+        <w:ind w:firstLine="1237" w:firstLineChars="442"/>
       </w:pPr>
       <w:r>
         <w:rPr>
@@ -771,6 +884,7 @@
         <w:adjustRightInd/>
         <w:snapToGrid/>
         <w:spacing w:before="60" w:after="60" w:line="300" w:lineRule="auto"/>
+        <w:ind w:firstLine="720" w:firstLineChars="0"/>
         <w:textAlignment w:val="auto"/>
         <w:outlineLvl w:val="2"/>
         <w:rPr>
@@ -806,14 +920,24 @@
     <w:p>
       <w:pPr>
         <w:spacing w:before="0" w:after="0" w:line="300" w:lineRule="auto"/>
-      </w:pPr>
+        <w:ind w:firstLine="720" w:firstLineChars="0"/>
+      </w:pPr>
+      <w:r>
+        <w:rPr>
+          <w:rFonts w:ascii="仿宋" w:hAnsi="仿宋" w:eastAsia="仿宋"/>
+          <w:b/>
+          <w:bCs/>
+          <w:sz w:val="28"/>
+        </w:rPr>
+        <w:t>{{ station.station_no }}号桶站设置情况：</w:t>
+      </w:r>
       <w:r>
         <w:rPr>
           <w:rFonts w:ascii="仿宋" w:hAnsi="仿宋" w:eastAsia="仿宋"/>
           <w:b w:val="0"/>
           <w:sz w:val="28"/>
         </w:rPr>
-        <w:t>{{ station.station_no }}号桶站设置情况：{{ station.problem_summary }}</w:t>
+        <w:t>{{ station.problem_summary }}</w:t>
       </w:r>
     </w:p>
     <w:p>
@@ -889,6 +1013,7 @@
         <w:pageBreakBefore w:val="0"/>
         <w:widowControl/>
         <w:numPr>
+          <w:ilvl w:val="0"/>
           <w:numId w:val="0"/>
         </w:numPr>
         <w:kinsoku/>
@@ -901,6 +1026,7 @@
         <w:adjustRightInd/>
         <w:snapToGrid/>
         <w:spacing w:before="60" w:after="60" w:line="300" w:lineRule="auto"/>
+        <w:ind w:firstLine="720" w:firstLineChars="0"/>
         <w:textAlignment w:val="auto"/>
         <w:outlineLvl w:val="2"/>
         <w:rPr>
@@ -1100,6 +1226,7 @@
         <w:adjustRightInd/>
         <w:snapToGrid/>
         <w:spacing w:before="120" w:after="60" w:line="300" w:lineRule="auto"/>
+        <w:ind w:firstLine="720" w:firstLineChars="0"/>
         <w:textAlignment w:val="auto"/>
         <w:outlineLvl w:val="0"/>
         <w:rPr>
@@ -1144,6 +1271,9 @@
         <w:keepLines w:val="0"/>
         <w:pageBreakBefore w:val="0"/>
         <w:widowControl/>
+        <w:tabs>
+          <w:tab w:val="left" w:pos="598"/>
+        </w:tabs>
         <w:kinsoku/>
         <w:wordWrap/>
         <w:overflowPunct/>
@@ -1154,6 +1284,7 @@
         <w:adjustRightInd/>
         <w:snapToGrid/>
         <w:spacing w:before="60" w:after="60" w:line="300" w:lineRule="auto"/>
+        <w:ind w:firstLine="720" w:firstLineChars="0"/>
         <w:textAlignment w:val="auto"/>
         <w:outlineLvl w:val="1"/>
         <w:rPr>
@@ -1187,6 +1318,7 @@
         <w:adjustRightInd/>
         <w:snapToGrid/>
         <w:spacing w:before="60" w:after="60" w:line="300" w:lineRule="auto"/>
+        <w:ind w:firstLine="720" w:firstLineChars="0"/>
         <w:textAlignment w:val="auto"/>
         <w:outlineLvl w:val="2"/>
         <w:rPr>
@@ -1209,21 +1341,22 @@
     <w:p>
       <w:pPr>
         <w:spacing w:before="0" w:after="0" w:line="300" w:lineRule="auto"/>
+        <w:ind w:firstLine="720" w:firstLineChars="0"/>
         <w:rPr>
-          <w:rFonts w:ascii="仿宋" w:hAnsi="仿宋" w:eastAsia="仿宋"/>
+          <w:rFonts w:hint="eastAsia" w:ascii="仿宋" w:hAnsi="仿宋" w:eastAsia="仿宋"/>
           <w:b w:val="0"/>
-          <w:color w:val="FF0000"/>
+          <w:color w:val="auto"/>
           <w:sz w:val="28"/>
-          <w:highlight w:val="yellow"/>
+          <w:highlight w:val="none"/>
         </w:rPr>
       </w:pPr>
       <w:r>
         <w:rPr>
-          <w:rFonts w:ascii="仿宋" w:hAnsi="仿宋" w:eastAsia="仿宋"/>
+          <w:rFonts w:hint="eastAsia" w:ascii="仿宋" w:hAnsi="仿宋" w:eastAsia="仿宋"/>
           <w:b w:val="0"/>
-          <w:color w:val="FF0000"/>
+          <w:color w:val="auto"/>
           <w:sz w:val="28"/>
-          <w:highlight w:val="yellow"/>
+          <w:highlight w:val="none"/>
         </w:rPr>
         <w:t>存在的问题是：{{ restaurant.overall_problem_summary }}</w:t>
       </w:r>
@@ -1231,6 +1364,7 @@
     <w:p>
       <w:pPr>
         <w:spacing w:before="0" w:after="0" w:line="300" w:lineRule="auto"/>
+        <w:ind w:firstLine="720" w:firstLineChars="0"/>
       </w:pPr>
       <w:r>
         <w:rPr>
@@ -1306,6 +1440,7 @@
         <w:adjustRightInd/>
         <w:snapToGrid/>
         <w:spacing w:before="60" w:after="60" w:line="300" w:lineRule="auto"/>
+        <w:ind w:firstLine="720" w:firstLineChars="0"/>
         <w:textAlignment w:val="auto"/>
         <w:outlineLvl w:val="2"/>
         <w:rPr>
@@ -1452,6 +1587,7 @@
         <w:adjustRightInd/>
         <w:snapToGrid/>
         <w:spacing w:before="120" w:after="60" w:line="300" w:lineRule="auto"/>
+        <w:ind w:firstLine="720" w:firstLineChars="0"/>
         <w:textAlignment w:val="auto"/>
         <w:outlineLvl w:val="0"/>
         <w:rPr>
@@ -1506,6 +1642,7 @@
         <w:adjustRightInd/>
         <w:snapToGrid/>
         <w:spacing w:before="60" w:after="60" w:line="300" w:lineRule="auto"/>
+        <w:ind w:firstLine="720" w:firstLineChars="0"/>
         <w:textAlignment w:val="auto"/>
         <w:outlineLvl w:val="1"/>
       </w:pPr>
@@ -1534,6 +1671,7 @@
         <w:adjustRightInd/>
         <w:snapToGrid/>
         <w:spacing w:before="60" w:after="60" w:line="300" w:lineRule="auto"/>
+        <w:ind w:firstLine="720" w:firstLineChars="0"/>
         <w:textAlignment w:val="auto"/>
         <w:outlineLvl w:val="2"/>
         <w:rPr>
@@ -1556,21 +1694,22 @@
     <w:p>
       <w:pPr>
         <w:spacing w:before="0" w:after="0" w:line="300" w:lineRule="auto"/>
+        <w:ind w:firstLine="720" w:firstLineChars="0"/>
         <w:rPr>
-          <w:rFonts w:ascii="仿宋" w:hAnsi="仿宋" w:eastAsia="仿宋"/>
+          <w:rFonts w:hint="eastAsia" w:ascii="仿宋" w:hAnsi="仿宋" w:eastAsia="仿宋"/>
           <w:b w:val="0"/>
-          <w:color w:val="FF0000"/>
+          <w:color w:val="auto"/>
           <w:sz w:val="28"/>
-          <w:highlight w:val="yellow"/>
+          <w:highlight w:val="none"/>
         </w:rPr>
       </w:pPr>
       <w:r>
         <w:rPr>
-          <w:rFonts w:ascii="仿宋" w:hAnsi="仿宋" w:eastAsia="仿宋"/>
+          <w:rFonts w:hint="eastAsia" w:ascii="仿宋" w:hAnsi="仿宋" w:eastAsia="仿宋"/>
           <w:b w:val="0"/>
-          <w:color w:val="FF0000"/>
+          <w:color w:val="auto"/>
           <w:sz w:val="28"/>
-          <w:highlight w:val="yellow"/>
+          <w:highlight w:val="none"/>
         </w:rPr>
         <w:t>存在的问题是：{{ social_unit.overall_problem_summary }}</w:t>
       </w:r>
@@ -1578,6 +1717,7 @@
     <w:p>
       <w:pPr>
         <w:spacing w:before="0" w:after="0" w:line="300" w:lineRule="auto"/>
+        <w:ind w:firstLine="720" w:firstLineChars="0"/>
       </w:pPr>
       <w:r>
         <w:rPr>
@@ -1653,6 +1793,7 @@
         <w:adjustRightInd/>
         <w:snapToGrid/>
         <w:spacing w:before="60" w:after="60" w:line="300" w:lineRule="auto"/>
+        <w:ind w:firstLine="720" w:firstLineChars="0"/>
         <w:textAlignment w:val="auto"/>
         <w:outlineLvl w:val="2"/>
         <w:rPr>
@@ -1669,18 +1810,7 @@
           <w:bCs/>
           <w:sz w:val="28"/>
         </w:rPr>
-        <w:t>2</w:t>
-      </w:r>
-      <w:bookmarkStart w:id="1" w:name="_GoBack"/>
-      <w:bookmarkEnd w:id="1"/>
-      <w:r>
-        <w:rPr>
-          <w:rFonts w:ascii="仿宋" w:hAnsi="仿宋" w:eastAsia="仿宋"/>
-          <w:b/>
-          <w:bCs/>
-          <w:sz w:val="28"/>
-        </w:rPr>
-        <w:t>.桶站设置情况：</w:t>
+        <w:t>2.桶站设置情况：</w:t>
       </w:r>
       <w:r>
         <w:rPr>
@@ -2001,7 +2131,7 @@
     <w:lsdException w:uiPriority="99" w:name="footnote text"/>
     <w:lsdException w:uiPriority="99" w:name="annotation text"/>
     <w:lsdException w:qFormat="1" w:uiPriority="99" w:semiHidden="0" w:name="header"/>
-    <w:lsdException w:uiPriority="99" w:semiHidden="0" w:name="footer"/>
+    <w:lsdException w:qFormat="1" w:uiPriority="99" w:semiHidden="0" w:name="footer"/>
     <w:lsdException w:uiPriority="99" w:name="index heading"/>
     <w:lsdException w:qFormat="1" w:uiPriority="35" w:name="caption"/>
     <w:lsdException w:uiPriority="99" w:name="table of figures"/>
@@ -2034,7 +2164,7 @@
     <w:lsdException w:qFormat="1" w:unhideWhenUsed="0" w:uiPriority="10" w:semiHidden="0" w:name="Title"/>
     <w:lsdException w:uiPriority="99" w:name="Closing"/>
     <w:lsdException w:uiPriority="99" w:name="Signature"/>
-    <w:lsdException w:uiPriority="1" w:name="Default Paragraph Font"/>
+    <w:lsdException w:qFormat="1" w:uiPriority="1" w:name="Default Paragraph Font"/>
     <w:lsdException w:qFormat="1" w:uiPriority="99" w:semiHidden="0" w:name="Body Text"/>
     <w:lsdException w:uiPriority="99" w:name="Body Text Indent"/>
     <w:lsdException w:qFormat="1" w:uiPriority="99" w:semiHidden="0" w:name="List Continue"/>
@@ -2476,6 +2606,7 @@
     <w:name w:val="Default Paragraph Font"/>
     <w:semiHidden/>
     <w:unhideWhenUsed/>
+    <w:qFormat/>
     <w:uiPriority w:val="1"/>
   </w:style>
   <w:style w:type="table" w:default="1" w:styleId="32">
@@ -2691,6 +2822,7 @@
     <w:basedOn w:val="1"/>
     <w:link w:val="136"/>
     <w:unhideWhenUsed/>
+    <w:qFormat/>
     <w:uiPriority w:val="99"/>
     <w:pPr>
       <w:tabs>

--- a/input/daily_report_jinja_template.docx
+++ b/input/daily_report_jinja_template.docx
@@ -515,7 +515,6 @@
           <w:bCs/>
         </w:rPr>
       </w:pPr>
-      <w:bookmarkStart w:id="1" w:name="_GoBack"/>
       <w:r>
         <w:rPr>
           <w:rFonts w:ascii="仿宋" w:hAnsi="仿宋" w:eastAsia="仿宋"/>
@@ -670,7 +669,6 @@
         <w:t>（1）小区宣传氛围：</w:t>
       </w:r>
     </w:p>
-    <w:bookmarkEnd w:id="1"/>
     <w:p>
       <w:pPr>
         <w:spacing w:before="0" w:after="0" w:line="300" w:lineRule="auto"/>
@@ -716,10 +714,9 @@
         <w:spacing w:before="0" w:after="0" w:line="300" w:lineRule="auto"/>
         <w:ind w:firstLine="720" w:firstLineChars="0"/>
         <w:rPr>
-          <w:rFonts w:ascii="仿宋" w:hAnsi="仿宋" w:eastAsia="仿宋"/>
-          <w:b/>
-          <w:bCs/>
-          <w:sz w:val="28"/>
+          <w:rFonts w:hint="eastAsia" w:ascii="Courier New" w:hAnsi="Courier New" w:eastAsia="Courier New"/>
+          <w:b w:val="0"/>
+          <w:sz w:val="20"/>
         </w:rPr>
       </w:pPr>
       <w:r>
@@ -731,14 +728,28 @@
         </w:rPr>
         <w:t>（2）小区公示牌：</w:t>
       </w:r>
+      <w:r>
+        <w:rPr>
+          <w:rFonts w:hint="eastAsia" w:ascii="Courier New" w:hAnsi="Courier New" w:eastAsia="Courier New"/>
+          <w:b w:val="0"/>
+          <w:sz w:val="28"/>
+          <w:szCs w:val="36"/>
+        </w:rPr>
+        <w:t>{% if community.notice_board_text != "无问题" %}{{ community.notice_board_text }}{% endif %}</w:t>
+      </w:r>
     </w:p>
     <w:p>
       <w:pPr>
         <w:spacing w:before="0" w:after="0" w:line="300" w:lineRule="auto"/>
+        <w:rPr>
+          <w:rFonts w:hint="eastAsia" w:ascii="Courier New" w:hAnsi="Courier New" w:eastAsia="Courier New"/>
+          <w:b w:val="0"/>
+          <w:sz w:val="20"/>
+        </w:rPr>
       </w:pPr>
       <w:r>
         <w:rPr>
-          <w:rFonts w:ascii="Courier New" w:hAnsi="Courier New" w:eastAsia="Courier New"/>
+          <w:rFonts w:hint="eastAsia" w:ascii="Courier New" w:hAnsi="Courier New" w:eastAsia="Courier New"/>
           <w:b w:val="0"/>
           <w:sz w:val="20"/>
         </w:rPr>
@@ -749,12 +760,17 @@
       <w:pPr>
         <w:spacing w:before="0" w:after="0" w:line="300" w:lineRule="auto"/>
         <w:jc w:val="center"/>
+        <w:rPr>
+          <w:rFonts w:hint="eastAsia" w:ascii="Courier New" w:hAnsi="Courier New" w:eastAsia="Courier New"/>
+          <w:b w:val="0"/>
+          <w:sz w:val="20"/>
+        </w:rPr>
       </w:pPr>
       <w:r>
         <w:rPr>
-          <w:rFonts w:ascii="仿宋" w:hAnsi="仿宋" w:eastAsia="仿宋"/>
+          <w:rFonts w:hint="eastAsia" w:ascii="Courier New" w:hAnsi="Courier New" w:eastAsia="Courier New"/>
           <w:b w:val="0"/>
-          <w:sz w:val="24"/>
+          <w:sz w:val="20"/>
         </w:rPr>
         <w:t>{{ image }}</w:t>
       </w:r>
@@ -762,10 +778,15 @@
     <w:p>
       <w:pPr>
         <w:spacing w:before="0" w:after="0" w:line="300" w:lineRule="auto"/>
+        <w:rPr>
+          <w:rFonts w:hint="eastAsia" w:ascii="Courier New" w:hAnsi="Courier New" w:eastAsia="Courier New"/>
+          <w:b w:val="0"/>
+          <w:sz w:val="20"/>
+        </w:rPr>
       </w:pPr>
       <w:r>
         <w:rPr>
-          <w:rFonts w:ascii="Courier New" w:hAnsi="Courier New" w:eastAsia="Courier New"/>
+          <w:rFonts w:hint="eastAsia" w:ascii="Courier New" w:hAnsi="Courier New" w:eastAsia="Courier New"/>
           <w:b w:val="0"/>
           <w:sz w:val="20"/>
         </w:rPr>
@@ -1076,6 +1097,7 @@
         <w:adjustRightInd/>
         <w:snapToGrid/>
         <w:spacing w:before="60" w:after="60" w:line="300" w:lineRule="auto"/>
+        <w:ind w:firstLine="720" w:firstLineChars="0"/>
         <w:textAlignment w:val="auto"/>
         <w:outlineLvl w:val="9"/>
         <w:rPr>
@@ -1092,7 +1114,18 @@
           <w:bCs w:val="0"/>
           <w:sz w:val="28"/>
         </w:rPr>
-        <w:t>{{ community.resident_delivery.summary }}</w:t>
+        <w:t xml:space="preserve">{{ </w:t>
+      </w:r>
+      <w:bookmarkStart w:id="1" w:name="_GoBack"/>
+      <w:bookmarkEnd w:id="1"/>
+      <w:r>
+        <w:rPr>
+          <w:rFonts w:ascii="仿宋" w:hAnsi="仿宋" w:eastAsia="仿宋"/>
+          <w:b w:val="0"/>
+          <w:bCs w:val="0"/>
+          <w:sz w:val="28"/>
+        </w:rPr>
+        <w:t>community.resident_delivery.summary }}</w:t>
       </w:r>
     </w:p>
     <w:p>
@@ -1146,6 +1179,364 @@
           <w:sz w:val="20"/>
         </w:rPr>
         <w:t>{%p endif %}</w:t>
+      </w:r>
+    </w:p>
+    <w:p>
+      <w:pPr>
+        <w:spacing w:before="0" w:after="0" w:line="300" w:lineRule="auto"/>
+      </w:pPr>
+      <w:r>
+        <w:rPr>
+          <w:rFonts w:ascii="Courier New" w:hAnsi="Courier New" w:eastAsia="Courier New"/>
+          <w:b w:val="0"/>
+          <w:sz w:val="20"/>
+        </w:rPr>
+        <w:t>{%p endfor %}</w:t>
+      </w:r>
+    </w:p>
+    <w:p>
+      <w:pPr>
+        <w:spacing w:before="0" w:after="0" w:line="300" w:lineRule="auto"/>
+        <w:rPr>
+          <w:rFonts w:ascii="Courier New" w:hAnsi="Courier New" w:eastAsia="Courier New"/>
+          <w:b w:val="0"/>
+          <w:sz w:val="20"/>
+        </w:rPr>
+      </w:pPr>
+      <w:r>
+        <w:rPr>
+          <w:rFonts w:ascii="Courier New" w:hAnsi="Courier New" w:eastAsia="Courier New"/>
+          <w:b w:val="0"/>
+          <w:sz w:val="20"/>
+        </w:rPr>
+        <w:t>{%p endif %}</w:t>
+      </w:r>
+    </w:p>
+    <w:p>
+      <w:pPr>
+        <w:spacing w:before="0" w:after="0" w:line="300" w:lineRule="auto"/>
+        <w:rPr>
+          <w:rFonts w:ascii="Courier New" w:hAnsi="Courier New" w:eastAsia="Courier New"/>
+          <w:b w:val="0"/>
+          <w:sz w:val="20"/>
+        </w:rPr>
+      </w:pPr>
+      <w:r>
+        <w:rPr>
+          <w:rFonts w:ascii="Courier New" w:hAnsi="Courier New" w:eastAsia="Courier New"/>
+          <w:b w:val="0"/>
+          <w:sz w:val="20"/>
+        </w:rPr>
+        <w:t>{%p if social_units %}</w:t>
+      </w:r>
+    </w:p>
+    <w:p>
+      <w:pPr>
+        <w:spacing w:before="0" w:after="0" w:line="300" w:lineRule="auto"/>
+        <w:rPr>
+          <w:rFonts w:ascii="Courier New" w:hAnsi="Courier New" w:eastAsia="Courier New"/>
+          <w:b w:val="0"/>
+          <w:sz w:val="20"/>
+        </w:rPr>
+      </w:pPr>
+      <w:r>
+        <w:rPr>
+          <w:rFonts w:hint="eastAsia" w:ascii="Courier New" w:hAnsi="Courier New" w:eastAsia="Courier New"/>
+          <w:b w:val="0"/>
+          <w:sz w:val="20"/>
+        </w:rPr>
+        <w:t>{%p set section_no.n = section_no.n + 1 %}</w:t>
+      </w:r>
+    </w:p>
+    <w:p>
+      <w:pPr>
+        <w:keepNext w:val="0"/>
+        <w:keepLines w:val="0"/>
+        <w:pageBreakBefore w:val="0"/>
+        <w:widowControl/>
+        <w:kinsoku/>
+        <w:wordWrap/>
+        <w:overflowPunct/>
+        <w:topLinePunct w:val="0"/>
+        <w:autoSpaceDE/>
+        <w:autoSpaceDN/>
+        <w:bidi w:val="0"/>
+        <w:adjustRightInd/>
+        <w:snapToGrid/>
+        <w:spacing w:before="120" w:after="60" w:line="300" w:lineRule="auto"/>
+        <w:ind w:firstLine="720" w:firstLineChars="0"/>
+        <w:textAlignment w:val="auto"/>
+        <w:outlineLvl w:val="0"/>
+        <w:rPr>
+          <w:rFonts w:ascii="黑体" w:hAnsi="黑体" w:eastAsia="黑体"/>
+          <w:b/>
+          <w:sz w:val="28"/>
+        </w:rPr>
+      </w:pPr>
+      <w:r>
+        <w:rPr>
+          <w:rFonts w:hint="eastAsia" w:ascii="黑体" w:hAnsi="黑体" w:eastAsia="黑体"/>
+          <w:b/>
+          <w:sz w:val="28"/>
+        </w:rPr>
+        <w:t>{{ ['','一','二','三','四','五'][section_no.n] }}、</w:t>
+      </w:r>
+      <w:r>
+        <w:rPr>
+          <w:rFonts w:ascii="黑体" w:hAnsi="黑体" w:eastAsia="黑体"/>
+          <w:b/>
+          <w:sz w:val="28"/>
+        </w:rPr>
+        <w:t>社会单位</w:t>
+      </w:r>
+    </w:p>
+    <w:p>
+      <w:pPr>
+        <w:spacing w:before="0" w:after="0" w:line="300" w:lineRule="auto"/>
+      </w:pPr>
+      <w:r>
+        <w:rPr>
+          <w:rFonts w:ascii="Courier New" w:hAnsi="Courier New" w:eastAsia="Courier New"/>
+          <w:b w:val="0"/>
+          <w:sz w:val="20"/>
+        </w:rPr>
+        <w:t>{%p for social_unit in social_units %}</w:t>
+      </w:r>
+    </w:p>
+    <w:p>
+      <w:pPr>
+        <w:keepNext w:val="0"/>
+        <w:keepLines w:val="0"/>
+        <w:pageBreakBefore w:val="0"/>
+        <w:widowControl/>
+        <w:kinsoku/>
+        <w:wordWrap/>
+        <w:overflowPunct/>
+        <w:topLinePunct w:val="0"/>
+        <w:autoSpaceDE/>
+        <w:autoSpaceDN/>
+        <w:bidi w:val="0"/>
+        <w:adjustRightInd/>
+        <w:snapToGrid/>
+        <w:spacing w:before="60" w:after="60" w:line="300" w:lineRule="auto"/>
+        <w:ind w:firstLine="720" w:firstLineChars="0"/>
+        <w:textAlignment w:val="auto"/>
+        <w:outlineLvl w:val="1"/>
+      </w:pPr>
+      <w:r>
+        <w:rPr>
+          <w:rFonts w:ascii="仿宋" w:hAnsi="仿宋" w:eastAsia="仿宋"/>
+          <w:b/>
+          <w:sz w:val="28"/>
+        </w:rPr>
+        <w:t>（{{ social_unit.index_cn }}）{{ social_unit.name }}</w:t>
+      </w:r>
+    </w:p>
+    <w:p>
+      <w:pPr>
+        <w:keepNext w:val="0"/>
+        <w:keepLines w:val="0"/>
+        <w:pageBreakBefore w:val="0"/>
+        <w:widowControl/>
+        <w:kinsoku/>
+        <w:wordWrap/>
+        <w:overflowPunct/>
+        <w:topLinePunct w:val="0"/>
+        <w:autoSpaceDE/>
+        <w:autoSpaceDN/>
+        <w:bidi w:val="0"/>
+        <w:adjustRightInd/>
+        <w:snapToGrid/>
+        <w:spacing w:before="60" w:after="60" w:line="300" w:lineRule="auto"/>
+        <w:ind w:firstLine="720" w:firstLineChars="0"/>
+        <w:textAlignment w:val="auto"/>
+        <w:outlineLvl w:val="2"/>
+        <w:rPr>
+          <w:rFonts w:ascii="仿宋" w:hAnsi="仿宋" w:eastAsia="仿宋"/>
+          <w:b/>
+          <w:bCs/>
+          <w:sz w:val="28"/>
+        </w:rPr>
+      </w:pPr>
+      <w:r>
+        <w:rPr>
+          <w:rFonts w:ascii="仿宋" w:hAnsi="仿宋" w:eastAsia="仿宋"/>
+          <w:b/>
+          <w:bCs/>
+          <w:sz w:val="28"/>
+        </w:rPr>
+        <w:t>1.整体情况</w:t>
+      </w:r>
+    </w:p>
+    <w:p>
+      <w:pPr>
+        <w:spacing w:before="0" w:after="0" w:line="300" w:lineRule="auto"/>
+        <w:ind w:firstLine="720" w:firstLineChars="0"/>
+        <w:rPr>
+          <w:rFonts w:hint="eastAsia" w:ascii="仿宋" w:hAnsi="仿宋" w:eastAsia="仿宋"/>
+          <w:b w:val="0"/>
+          <w:color w:val="auto"/>
+          <w:sz w:val="28"/>
+          <w:highlight w:val="none"/>
+        </w:rPr>
+      </w:pPr>
+      <w:r>
+        <w:rPr>
+          <w:rFonts w:hint="eastAsia" w:ascii="仿宋" w:hAnsi="仿宋" w:eastAsia="仿宋"/>
+          <w:b w:val="0"/>
+          <w:color w:val="auto"/>
+          <w:sz w:val="28"/>
+          <w:highlight w:val="none"/>
+        </w:rPr>
+        <w:t>存在的问题是：{{ social_unit.overall_problem_summary }}</w:t>
+      </w:r>
+    </w:p>
+    <w:p>
+      <w:pPr>
+        <w:spacing w:before="0" w:after="0" w:line="300" w:lineRule="auto"/>
+        <w:ind w:firstLine="720" w:firstLineChars="0"/>
+      </w:pPr>
+      <w:r>
+        <w:rPr>
+          <w:rFonts w:ascii="仿宋" w:hAnsi="仿宋" w:eastAsia="仿宋"/>
+          <w:b/>
+          <w:bCs/>
+          <w:sz w:val="28"/>
+        </w:rPr>
+        <w:t>（1）宣传氛围：</w:t>
+      </w:r>
+      <w:r>
+        <w:rPr>
+          <w:rFonts w:ascii="仿宋" w:hAnsi="仿宋" w:eastAsia="仿宋"/>
+          <w:b w:val="0"/>
+          <w:sz w:val="28"/>
+        </w:rPr>
+        <w:t>{{ social_unit.promo_text }}</w:t>
+      </w:r>
+    </w:p>
+    <w:p>
+      <w:pPr>
+        <w:spacing w:before="0" w:after="0" w:line="300" w:lineRule="auto"/>
+      </w:pPr>
+      <w:r>
+        <w:rPr>
+          <w:rFonts w:ascii="Courier New" w:hAnsi="Courier New" w:eastAsia="Courier New"/>
+          <w:b w:val="0"/>
+          <w:sz w:val="20"/>
+        </w:rPr>
+        <w:t>{%p for image in social_unit.promo_images %}</w:t>
+      </w:r>
+    </w:p>
+    <w:p>
+      <w:pPr>
+        <w:spacing w:before="0" w:after="0" w:line="300" w:lineRule="auto"/>
+        <w:jc w:val="center"/>
+      </w:pPr>
+      <w:r>
+        <w:rPr>
+          <w:rFonts w:ascii="仿宋" w:hAnsi="仿宋" w:eastAsia="仿宋"/>
+          <w:b w:val="0"/>
+          <w:sz w:val="24"/>
+        </w:rPr>
+        <w:t>{{ image }}</w:t>
+      </w:r>
+    </w:p>
+    <w:p>
+      <w:pPr>
+        <w:spacing w:before="0" w:after="0" w:line="300" w:lineRule="auto"/>
+      </w:pPr>
+      <w:r>
+        <w:rPr>
+          <w:rFonts w:ascii="Courier New" w:hAnsi="Courier New" w:eastAsia="Courier New"/>
+          <w:b w:val="0"/>
+          <w:sz w:val="20"/>
+        </w:rPr>
+        <w:t>{%p endfor %}</w:t>
+      </w:r>
+    </w:p>
+    <w:p>
+      <w:pPr>
+        <w:keepNext w:val="0"/>
+        <w:keepLines w:val="0"/>
+        <w:pageBreakBefore w:val="0"/>
+        <w:widowControl/>
+        <w:kinsoku/>
+        <w:wordWrap/>
+        <w:overflowPunct/>
+        <w:topLinePunct w:val="0"/>
+        <w:autoSpaceDE/>
+        <w:autoSpaceDN/>
+        <w:bidi w:val="0"/>
+        <w:adjustRightInd/>
+        <w:snapToGrid/>
+        <w:spacing w:before="60" w:after="60" w:line="300" w:lineRule="auto"/>
+        <w:ind w:firstLine="720" w:firstLineChars="0"/>
+        <w:textAlignment w:val="auto"/>
+        <w:outlineLvl w:val="2"/>
+        <w:rPr>
+          <w:rFonts w:ascii="仿宋" w:hAnsi="仿宋" w:eastAsia="仿宋"/>
+          <w:b w:val="0"/>
+          <w:bCs w:val="0"/>
+          <w:sz w:val="28"/>
+        </w:rPr>
+      </w:pPr>
+      <w:r>
+        <w:rPr>
+          <w:rFonts w:ascii="仿宋" w:hAnsi="仿宋" w:eastAsia="仿宋"/>
+          <w:b/>
+          <w:bCs/>
+          <w:sz w:val="28"/>
+        </w:rPr>
+        <w:t>2.桶站设置情况：</w:t>
+      </w:r>
+      <w:r>
+        <w:rPr>
+          <w:rFonts w:ascii="仿宋" w:hAnsi="仿宋" w:eastAsia="仿宋"/>
+          <w:b w:val="0"/>
+          <w:bCs w:val="0"/>
+          <w:sz w:val="28"/>
+        </w:rPr>
+        <w:t>{{ social_unit.container_problem_summary }}</w:t>
+      </w:r>
+    </w:p>
+    <w:p>
+      <w:pPr>
+        <w:spacing w:before="0" w:after="0" w:line="300" w:lineRule="auto"/>
+      </w:pPr>
+      <w:r>
+        <w:rPr>
+          <w:rFonts w:ascii="Courier New" w:hAnsi="Courier New" w:eastAsia="Courier New"/>
+          <w:b w:val="0"/>
+          <w:sz w:val="20"/>
+        </w:rPr>
+        <w:t>{%p for image in social_unit.container_images %}</w:t>
+      </w:r>
+    </w:p>
+    <w:p>
+      <w:pPr>
+        <w:spacing w:before="0" w:after="0" w:line="300" w:lineRule="auto"/>
+        <w:jc w:val="center"/>
+      </w:pPr>
+      <w:r>
+        <w:rPr>
+          <w:rFonts w:ascii="仿宋" w:hAnsi="仿宋" w:eastAsia="仿宋"/>
+          <w:b w:val="0"/>
+          <w:sz w:val="24"/>
+        </w:rPr>
+        <w:t>{{ image }}</w:t>
+      </w:r>
+    </w:p>
+    <w:p>
+      <w:pPr>
+        <w:spacing w:before="0" w:after="0" w:line="300" w:lineRule="auto"/>
+      </w:pPr>
+      <w:r>
+        <w:rPr>
+          <w:rFonts w:ascii="Courier New" w:hAnsi="Courier New" w:eastAsia="Courier New"/>
+          <w:b w:val="0"/>
+          <w:sz w:val="20"/>
+        </w:rPr>
+        <w:t>{%p endfor %}</w:t>
       </w:r>
     </w:p>
     <w:p>
@@ -1480,359 +1871,6 @@
           <w:sz w:val="20"/>
         </w:rPr>
         <w:t>{%p for image in restaurant.container_images %}</w:t>
-      </w:r>
-    </w:p>
-    <w:p>
-      <w:pPr>
-        <w:spacing w:before="0" w:after="0" w:line="300" w:lineRule="auto"/>
-        <w:jc w:val="center"/>
-      </w:pPr>
-      <w:r>
-        <w:rPr>
-          <w:rFonts w:ascii="仿宋" w:hAnsi="仿宋" w:eastAsia="仿宋"/>
-          <w:b w:val="0"/>
-          <w:sz w:val="24"/>
-        </w:rPr>
-        <w:t>{{ image }}</w:t>
-      </w:r>
-    </w:p>
-    <w:p>
-      <w:pPr>
-        <w:spacing w:before="0" w:after="0" w:line="300" w:lineRule="auto"/>
-      </w:pPr>
-      <w:r>
-        <w:rPr>
-          <w:rFonts w:ascii="Courier New" w:hAnsi="Courier New" w:eastAsia="Courier New"/>
-          <w:b w:val="0"/>
-          <w:sz w:val="20"/>
-        </w:rPr>
-        <w:t>{%p endfor %}</w:t>
-      </w:r>
-    </w:p>
-    <w:p>
-      <w:pPr>
-        <w:spacing w:before="0" w:after="0" w:line="300" w:lineRule="auto"/>
-      </w:pPr>
-      <w:r>
-        <w:rPr>
-          <w:rFonts w:ascii="Courier New" w:hAnsi="Courier New" w:eastAsia="Courier New"/>
-          <w:b w:val="0"/>
-          <w:sz w:val="20"/>
-        </w:rPr>
-        <w:t>{%p endfor %}</w:t>
-      </w:r>
-    </w:p>
-    <w:p>
-      <w:pPr>
-        <w:spacing w:before="0" w:after="0" w:line="300" w:lineRule="auto"/>
-      </w:pPr>
-      <w:r>
-        <w:rPr>
-          <w:rFonts w:ascii="Courier New" w:hAnsi="Courier New" w:eastAsia="Courier New"/>
-          <w:b w:val="0"/>
-          <w:sz w:val="20"/>
-        </w:rPr>
-        <w:t>{%p endif %}</w:t>
-      </w:r>
-    </w:p>
-    <w:p>
-      <w:pPr>
-        <w:spacing w:before="0" w:after="0" w:line="300" w:lineRule="auto"/>
-        <w:rPr>
-          <w:rFonts w:ascii="Courier New" w:hAnsi="Courier New" w:eastAsia="Courier New"/>
-          <w:b w:val="0"/>
-          <w:sz w:val="20"/>
-        </w:rPr>
-      </w:pPr>
-      <w:r>
-        <w:rPr>
-          <w:rFonts w:ascii="Courier New" w:hAnsi="Courier New" w:eastAsia="Courier New"/>
-          <w:b w:val="0"/>
-          <w:sz w:val="20"/>
-        </w:rPr>
-        <w:t>{%p if social_units %}</w:t>
-      </w:r>
-    </w:p>
-    <w:p>
-      <w:pPr>
-        <w:spacing w:before="0" w:after="0" w:line="300" w:lineRule="auto"/>
-        <w:rPr>
-          <w:rFonts w:ascii="Courier New" w:hAnsi="Courier New" w:eastAsia="Courier New"/>
-          <w:b w:val="0"/>
-          <w:sz w:val="20"/>
-        </w:rPr>
-      </w:pPr>
-      <w:r>
-        <w:rPr>
-          <w:rFonts w:hint="eastAsia" w:ascii="Courier New" w:hAnsi="Courier New" w:eastAsia="Courier New"/>
-          <w:b w:val="0"/>
-          <w:sz w:val="20"/>
-        </w:rPr>
-        <w:t>{%p set section_no.n = section_no.n + 1 %}</w:t>
-      </w:r>
-    </w:p>
-    <w:p>
-      <w:pPr>
-        <w:keepNext w:val="0"/>
-        <w:keepLines w:val="0"/>
-        <w:pageBreakBefore w:val="0"/>
-        <w:widowControl/>
-        <w:kinsoku/>
-        <w:wordWrap/>
-        <w:overflowPunct/>
-        <w:topLinePunct w:val="0"/>
-        <w:autoSpaceDE/>
-        <w:autoSpaceDN/>
-        <w:bidi w:val="0"/>
-        <w:adjustRightInd/>
-        <w:snapToGrid/>
-        <w:spacing w:before="120" w:after="60" w:line="300" w:lineRule="auto"/>
-        <w:ind w:firstLine="720" w:firstLineChars="0"/>
-        <w:textAlignment w:val="auto"/>
-        <w:outlineLvl w:val="0"/>
-        <w:rPr>
-          <w:rFonts w:ascii="黑体" w:hAnsi="黑体" w:eastAsia="黑体"/>
-          <w:b/>
-          <w:sz w:val="28"/>
-        </w:rPr>
-      </w:pPr>
-      <w:r>
-        <w:rPr>
-          <w:rFonts w:hint="eastAsia" w:ascii="黑体" w:hAnsi="黑体" w:eastAsia="黑体"/>
-          <w:b/>
-          <w:sz w:val="28"/>
-        </w:rPr>
-        <w:t>{{ ['','一','二','三','四','五'][section_no.n] }}、</w:t>
-      </w:r>
-      <w:r>
-        <w:rPr>
-          <w:rFonts w:ascii="黑体" w:hAnsi="黑体" w:eastAsia="黑体"/>
-          <w:b/>
-          <w:sz w:val="28"/>
-        </w:rPr>
-        <w:t>社会单位</w:t>
-      </w:r>
-    </w:p>
-    <w:p>
-      <w:pPr>
-        <w:spacing w:before="0" w:after="0" w:line="300" w:lineRule="auto"/>
-      </w:pPr>
-      <w:r>
-        <w:rPr>
-          <w:rFonts w:ascii="Courier New" w:hAnsi="Courier New" w:eastAsia="Courier New"/>
-          <w:b w:val="0"/>
-          <w:sz w:val="20"/>
-        </w:rPr>
-        <w:t>{%p for social_unit in social_units %}</w:t>
-      </w:r>
-    </w:p>
-    <w:p>
-      <w:pPr>
-        <w:keepNext w:val="0"/>
-        <w:keepLines w:val="0"/>
-        <w:pageBreakBefore w:val="0"/>
-        <w:widowControl/>
-        <w:kinsoku/>
-        <w:wordWrap/>
-        <w:overflowPunct/>
-        <w:topLinePunct w:val="0"/>
-        <w:autoSpaceDE/>
-        <w:autoSpaceDN/>
-        <w:bidi w:val="0"/>
-        <w:adjustRightInd/>
-        <w:snapToGrid/>
-        <w:spacing w:before="60" w:after="60" w:line="300" w:lineRule="auto"/>
-        <w:ind w:firstLine="720" w:firstLineChars="0"/>
-        <w:textAlignment w:val="auto"/>
-        <w:outlineLvl w:val="1"/>
-      </w:pPr>
-      <w:r>
-        <w:rPr>
-          <w:rFonts w:ascii="仿宋" w:hAnsi="仿宋" w:eastAsia="仿宋"/>
-          <w:b/>
-          <w:sz w:val="28"/>
-        </w:rPr>
-        <w:t>（{{ social_unit.index_cn }}）{{ social_unit.name }}</w:t>
-      </w:r>
-    </w:p>
-    <w:p>
-      <w:pPr>
-        <w:keepNext w:val="0"/>
-        <w:keepLines w:val="0"/>
-        <w:pageBreakBefore w:val="0"/>
-        <w:widowControl/>
-        <w:kinsoku/>
-        <w:wordWrap/>
-        <w:overflowPunct/>
-        <w:topLinePunct w:val="0"/>
-        <w:autoSpaceDE/>
-        <w:autoSpaceDN/>
-        <w:bidi w:val="0"/>
-        <w:adjustRightInd/>
-        <w:snapToGrid/>
-        <w:spacing w:before="60" w:after="60" w:line="300" w:lineRule="auto"/>
-        <w:ind w:firstLine="720" w:firstLineChars="0"/>
-        <w:textAlignment w:val="auto"/>
-        <w:outlineLvl w:val="2"/>
-        <w:rPr>
-          <w:rFonts w:ascii="仿宋" w:hAnsi="仿宋" w:eastAsia="仿宋"/>
-          <w:b/>
-          <w:bCs/>
-          <w:sz w:val="28"/>
-        </w:rPr>
-      </w:pPr>
-      <w:r>
-        <w:rPr>
-          <w:rFonts w:ascii="仿宋" w:hAnsi="仿宋" w:eastAsia="仿宋"/>
-          <w:b/>
-          <w:bCs/>
-          <w:sz w:val="28"/>
-        </w:rPr>
-        <w:t>1.整体情况</w:t>
-      </w:r>
-    </w:p>
-    <w:p>
-      <w:pPr>
-        <w:spacing w:before="0" w:after="0" w:line="300" w:lineRule="auto"/>
-        <w:ind w:firstLine="720" w:firstLineChars="0"/>
-        <w:rPr>
-          <w:rFonts w:hint="eastAsia" w:ascii="仿宋" w:hAnsi="仿宋" w:eastAsia="仿宋"/>
-          <w:b w:val="0"/>
-          <w:color w:val="auto"/>
-          <w:sz w:val="28"/>
-          <w:highlight w:val="none"/>
-        </w:rPr>
-      </w:pPr>
-      <w:r>
-        <w:rPr>
-          <w:rFonts w:hint="eastAsia" w:ascii="仿宋" w:hAnsi="仿宋" w:eastAsia="仿宋"/>
-          <w:b w:val="0"/>
-          <w:color w:val="auto"/>
-          <w:sz w:val="28"/>
-          <w:highlight w:val="none"/>
-        </w:rPr>
-        <w:t>存在的问题是：{{ social_unit.overall_problem_summary }}</w:t>
-      </w:r>
-    </w:p>
-    <w:p>
-      <w:pPr>
-        <w:spacing w:before="0" w:after="0" w:line="300" w:lineRule="auto"/>
-        <w:ind w:firstLine="720" w:firstLineChars="0"/>
-      </w:pPr>
-      <w:r>
-        <w:rPr>
-          <w:rFonts w:ascii="仿宋" w:hAnsi="仿宋" w:eastAsia="仿宋"/>
-          <w:b/>
-          <w:bCs/>
-          <w:sz w:val="28"/>
-        </w:rPr>
-        <w:t>（1）宣传氛围：</w:t>
-      </w:r>
-      <w:r>
-        <w:rPr>
-          <w:rFonts w:ascii="仿宋" w:hAnsi="仿宋" w:eastAsia="仿宋"/>
-          <w:b w:val="0"/>
-          <w:sz w:val="28"/>
-        </w:rPr>
-        <w:t>{{ social_unit.promo_text }}</w:t>
-      </w:r>
-    </w:p>
-    <w:p>
-      <w:pPr>
-        <w:spacing w:before="0" w:after="0" w:line="300" w:lineRule="auto"/>
-      </w:pPr>
-      <w:r>
-        <w:rPr>
-          <w:rFonts w:ascii="Courier New" w:hAnsi="Courier New" w:eastAsia="Courier New"/>
-          <w:b w:val="0"/>
-          <w:sz w:val="20"/>
-        </w:rPr>
-        <w:t>{%p for image in social_unit.promo_images %}</w:t>
-      </w:r>
-    </w:p>
-    <w:p>
-      <w:pPr>
-        <w:spacing w:before="0" w:after="0" w:line="300" w:lineRule="auto"/>
-        <w:jc w:val="center"/>
-      </w:pPr>
-      <w:r>
-        <w:rPr>
-          <w:rFonts w:ascii="仿宋" w:hAnsi="仿宋" w:eastAsia="仿宋"/>
-          <w:b w:val="0"/>
-          <w:sz w:val="24"/>
-        </w:rPr>
-        <w:t>{{ image }}</w:t>
-      </w:r>
-    </w:p>
-    <w:p>
-      <w:pPr>
-        <w:spacing w:before="0" w:after="0" w:line="300" w:lineRule="auto"/>
-      </w:pPr>
-      <w:r>
-        <w:rPr>
-          <w:rFonts w:ascii="Courier New" w:hAnsi="Courier New" w:eastAsia="Courier New"/>
-          <w:b w:val="0"/>
-          <w:sz w:val="20"/>
-        </w:rPr>
-        <w:t>{%p endfor %}</w:t>
-      </w:r>
-    </w:p>
-    <w:p>
-      <w:pPr>
-        <w:keepNext w:val="0"/>
-        <w:keepLines w:val="0"/>
-        <w:pageBreakBefore w:val="0"/>
-        <w:widowControl/>
-        <w:kinsoku/>
-        <w:wordWrap/>
-        <w:overflowPunct/>
-        <w:topLinePunct w:val="0"/>
-        <w:autoSpaceDE/>
-        <w:autoSpaceDN/>
-        <w:bidi w:val="0"/>
-        <w:adjustRightInd/>
-        <w:snapToGrid/>
-        <w:spacing w:before="60" w:after="60" w:line="300" w:lineRule="auto"/>
-        <w:ind w:firstLine="720" w:firstLineChars="0"/>
-        <w:textAlignment w:val="auto"/>
-        <w:outlineLvl w:val="2"/>
-        <w:rPr>
-          <w:rFonts w:ascii="仿宋" w:hAnsi="仿宋" w:eastAsia="仿宋"/>
-          <w:b w:val="0"/>
-          <w:bCs w:val="0"/>
-          <w:sz w:val="28"/>
-        </w:rPr>
-      </w:pPr>
-      <w:r>
-        <w:rPr>
-          <w:rFonts w:ascii="仿宋" w:hAnsi="仿宋" w:eastAsia="仿宋"/>
-          <w:b/>
-          <w:bCs/>
-          <w:sz w:val="28"/>
-        </w:rPr>
-        <w:t>2.桶站设置情况：</w:t>
-      </w:r>
-      <w:r>
-        <w:rPr>
-          <w:rFonts w:ascii="仿宋" w:hAnsi="仿宋" w:eastAsia="仿宋"/>
-          <w:b w:val="0"/>
-          <w:bCs w:val="0"/>
-          <w:sz w:val="28"/>
-        </w:rPr>
-        <w:t>{{ social_unit.container_problem_summary }}</w:t>
-      </w:r>
-    </w:p>
-    <w:p>
-      <w:pPr>
-        <w:spacing w:before="0" w:after="0" w:line="300" w:lineRule="auto"/>
-      </w:pPr>
-      <w:r>
-        <w:rPr>
-          <w:rFonts w:ascii="Courier New" w:hAnsi="Courier New" w:eastAsia="Courier New"/>
-          <w:b w:val="0"/>
-          <w:sz w:val="20"/>
-        </w:rPr>
-        <w:t>{%p for image in social_unit.container_images %}</w:t>
       </w:r>
     </w:p>
     <w:p>

--- a/input/daily_report_jinja_template.docx
+++ b/input/daily_report_jinja_template.docx
@@ -668,6 +668,9 @@
         </w:rPr>
         <w:t>（1）小区宣传氛围：</w:t>
       </w:r>
+      <w:r>
+        <w:t>{% if community.promo_text != "无问题" %}{{ community.promo_text }}{% endif %}</w:t>
+      </w:r>
     </w:p>
     <w:p>
       <w:pPr>

--- a/input/daily_report_jinja_template.docx
+++ b/input/daily_report_jinja_template.docx
@@ -668,9 +668,16 @@
         </w:rPr>
         <w:t>（1）小区宣传氛围：</w:t>
       </w:r>
+      <w:bookmarkStart w:id="1" w:name="_GoBack"/>
       <w:r>
+        <w:rPr>
+          <w:rFonts w:hint="eastAsia" w:ascii="仿宋" w:hAnsi="仿宋" w:eastAsia="仿宋"/>
+          <w:b w:val="0"/>
+          <w:sz w:val="28"/>
+        </w:rPr>
         <w:t>{% if community.promo_text != "无问题" %}{{ community.promo_text }}{% endif %}</w:t>
       </w:r>
+      <w:bookmarkEnd w:id="1"/>
     </w:p>
     <w:p>
       <w:pPr>
@@ -733,10 +740,9 @@
       </w:r>
       <w:r>
         <w:rPr>
-          <w:rFonts w:hint="eastAsia" w:ascii="Courier New" w:hAnsi="Courier New" w:eastAsia="Courier New"/>
+          <w:rFonts w:hint="eastAsia" w:ascii="仿宋" w:hAnsi="仿宋" w:eastAsia="仿宋"/>
           <w:b w:val="0"/>
           <w:sz w:val="28"/>
-          <w:szCs w:val="36"/>
         </w:rPr>
         <w:t>{% if community.notice_board_text != "无问题" %}{{ community.notice_board_text }}{% endif %}</w:t>
       </w:r>
@@ -1117,18 +1123,7 @@
           <w:bCs w:val="0"/>
           <w:sz w:val="28"/>
         </w:rPr>
-        <w:t xml:space="preserve">{{ </w:t>
-      </w:r>
-      <w:bookmarkStart w:id="1" w:name="_GoBack"/>
-      <w:bookmarkEnd w:id="1"/>
-      <w:r>
-        <w:rPr>
-          <w:rFonts w:ascii="仿宋" w:hAnsi="仿宋" w:eastAsia="仿宋"/>
-          <w:b w:val="0"/>
-          <w:bCs w:val="0"/>
-          <w:sz w:val="28"/>
-        </w:rPr>
-        <w:t>community.resident_delivery.summary }}</w:t>
+        <w:t>{{ community.resident_delivery.summary }}</w:t>
       </w:r>
     </w:p>
     <w:p>
@@ -1398,6 +1393,11 @@
       <w:pPr>
         <w:spacing w:before="0" w:after="0" w:line="300" w:lineRule="auto"/>
         <w:ind w:firstLine="720" w:firstLineChars="0"/>
+        <w:rPr>
+          <w:rFonts w:ascii="仿宋" w:hAnsi="仿宋" w:eastAsia="仿宋"/>
+          <w:b w:val="0"/>
+          <w:sz w:val="28"/>
+        </w:rPr>
       </w:pPr>
       <w:r>
         <w:rPr>
@@ -1479,7 +1479,6 @@
         <w:rPr>
           <w:rFonts w:ascii="仿宋" w:hAnsi="仿宋" w:eastAsia="仿宋"/>
           <w:b w:val="0"/>
-          <w:bCs w:val="0"/>
           <w:sz w:val="28"/>
         </w:rPr>
       </w:pPr>
@@ -1496,7 +1495,6 @@
         <w:rPr>
           <w:rFonts w:ascii="仿宋" w:hAnsi="仿宋" w:eastAsia="仿宋"/>
           <w:b w:val="0"/>
-          <w:bCs w:val="0"/>
           <w:sz w:val="28"/>
         </w:rPr>
         <w:t>{{ social_unit.container_problem_summary }}</w:t>
@@ -1759,6 +1757,11 @@
       <w:pPr>
         <w:spacing w:before="0" w:after="0" w:line="300" w:lineRule="auto"/>
         <w:ind w:firstLine="720" w:firstLineChars="0"/>
+        <w:rPr>
+          <w:rFonts w:ascii="仿宋" w:hAnsi="仿宋" w:eastAsia="仿宋"/>
+          <w:b w:val="0"/>
+          <w:sz w:val="28"/>
+        </w:rPr>
       </w:pPr>
       <w:r>
         <w:rPr>
@@ -1840,7 +1843,6 @@
         <w:rPr>
           <w:rFonts w:ascii="仿宋" w:hAnsi="仿宋" w:eastAsia="仿宋"/>
           <w:b w:val="0"/>
-          <w:bCs w:val="0"/>
           <w:sz w:val="28"/>
         </w:rPr>
       </w:pPr>
@@ -1857,7 +1859,6 @@
         <w:rPr>
           <w:rFonts w:ascii="仿宋" w:hAnsi="仿宋" w:eastAsia="仿宋"/>
           <w:b w:val="0"/>
-          <w:bCs w:val="0"/>
           <w:sz w:val="28"/>
         </w:rPr>
         <w:t>{{ restaurant.container_problem_summary }}</w:t>

--- a/input/daily_report_jinja_template.docx
+++ b/input/daily_report_jinja_template.docx
@@ -666,18 +666,15 @@
           <w:bCs/>
           <w:sz w:val="28"/>
         </w:rPr>
-        <w:t>（1）小区宣传氛围：</w:t>
+        <w:t>（1）小区宣传氛围：{% if community.promo_text != "无问题" %}{{ community.promo_text }}{% endif %}</w:t>
       </w:r>
-      <w:bookmarkStart w:id="1" w:name="_GoBack"/>
       <w:r>
         <w:rPr>
           <w:rFonts w:hint="eastAsia" w:ascii="仿宋" w:hAnsi="仿宋" w:eastAsia="仿宋"/>
           <w:b w:val="0"/>
           <w:sz w:val="28"/>
         </w:rPr>
-        <w:t>{% if community.promo_text != "无问题" %}{{ community.promo_text }}{% endif %}</w:t>
       </w:r>
-      <w:bookmarkEnd w:id="1"/>
     </w:p>
     <w:p>
       <w:pPr>
@@ -1406,7 +1403,7 @@
           <w:bCs/>
           <w:sz w:val="28"/>
         </w:rPr>
-        <w:t>（1）宣传氛围：</w:t>
+        <w:t>（1）宣传氛围：{% if social_unit.promo_text != "无问题" %}{{ social_unit.promo_text }}{% endif %}</w:t>
       </w:r>
       <w:r>
         <w:rPr>
@@ -1414,7 +1411,6 @@
           <w:b w:val="0"/>
           <w:sz w:val="28"/>
         </w:rPr>
-        <w:t>{{ social_unit.promo_text }}</w:t>
       </w:r>
     </w:p>
     <w:p>
@@ -1770,7 +1766,7 @@
           <w:bCs/>
           <w:sz w:val="28"/>
         </w:rPr>
-        <w:t>（1）宣传氛围：</w:t>
+        <w:t>（1）宣传氛围：{% if restaurant.promo_text != "无问题" %}{{ restaurant.promo_text }}{% endif %}</w:t>
       </w:r>
       <w:r>
         <w:rPr>
@@ -1778,7 +1774,6 @@
           <w:b w:val="0"/>
           <w:sz w:val="28"/>
         </w:rPr>
-        <w:t>{{ restaurant.promo_text }}</w:t>
       </w:r>
     </w:p>
     <w:p>
@@ -1920,10 +1915,465 @@
     <w:p>
       <w:pPr>
         <w:spacing w:before="0" w:after="0" w:line="300" w:lineRule="auto"/>
+        <w:rPr>
+          <w:rFonts w:ascii="Courier New" w:hAnsi="Courier New" w:eastAsia="Courier New"/>
+          <w:b w:val="0"/>
+          <w:sz w:val="20"/>
+        </w:rPr>
       </w:pPr>
       <w:r>
         <w:rPr>
           <w:rFonts w:ascii="Courier New" w:hAnsi="Courier New" w:eastAsia="Courier New"/>
+          <w:b w:val="0"/>
+          <w:sz w:val="20"/>
+        </w:rPr>
+        <w:t>{%p endif %}</w:t>
+      </w:r>
+    </w:p>
+    <w:p>
+      <w:pPr>
+        <w:spacing w:before="0" w:after="0" w:line="300" w:lineRule="auto"/>
+        <w:rPr>
+          <w:rFonts w:ascii="Courier New" w:hAnsi="Courier New" w:eastAsia="Courier New"/>
+          <w:b w:val="0"/>
+          <w:sz w:val="20"/>
+        </w:rPr>
+      </w:pPr>
+      <w:r>
+        <w:rPr>
+          <w:rFonts w:hint="eastAsia" w:ascii="Courier New" w:hAnsi="Courier New" w:eastAsia="Courier New"/>
+          <w:b w:val="0"/>
+          <w:sz w:val="20"/>
+        </w:rPr>
+        <w:t>{%p if outside_bucket_issues %}</w:t>
+      </w:r>
+    </w:p>
+    <w:p>
+      <w:pPr>
+        <w:spacing w:before="0" w:after="0" w:line="300" w:lineRule="auto"/>
+        <w:rPr>
+          <w:rFonts w:ascii="Courier New" w:hAnsi="Courier New" w:eastAsia="Courier New"/>
+          <w:b w:val="0"/>
+          <w:sz w:val="20"/>
+        </w:rPr>
+      </w:pPr>
+      <w:r>
+        <w:rPr>
+          <w:rFonts w:hint="eastAsia" w:ascii="Courier New" w:hAnsi="Courier New" w:eastAsia="Courier New"/>
+          <w:b w:val="0"/>
+          <w:sz w:val="20"/>
+        </w:rPr>
+        <w:t>{%p set section_no.n = section_no.n + 1 %}</w:t>
+      </w:r>
+    </w:p>
+    <w:p>
+      <w:pPr>
+        <w:keepNext w:val="0"/>
+        <w:keepLines w:val="0"/>
+        <w:pageBreakBefore w:val="0"/>
+        <w:widowControl/>
+        <w:kinsoku/>
+        <w:wordWrap/>
+        <w:overflowPunct/>
+        <w:topLinePunct w:val="0"/>
+        <w:autoSpaceDE/>
+        <w:autoSpaceDN/>
+        <w:bidi w:val="0"/>
+        <w:adjustRightInd/>
+        <w:snapToGrid/>
+        <w:spacing w:before="120" w:after="60" w:line="300" w:lineRule="auto"/>
+        <w:ind w:firstLine="720" w:firstLineChars="0"/>
+        <w:textAlignment w:val="auto"/>
+        <w:outlineLvl w:val="0"/>
+        <w:rPr>
+          <w:rFonts w:hint="eastAsia" w:ascii="黑体" w:hAnsi="黑体" w:eastAsia="黑体"/>
+          <w:b/>
+          <w:sz w:val="28"/>
+        </w:rPr>
+      </w:pPr>
+      <w:r>
+        <w:rPr>
+          <w:rFonts w:hint="eastAsia" w:ascii="黑体" w:hAnsi="黑体" w:eastAsia="黑体"/>
+          <w:b/>
+          <w:sz w:val="28"/>
+        </w:rPr>
+        <w:t>{{ ['','一','二','三','四','五','六','七','八','九','十'][section_no.n] }}、桶外摆检查</w:t>
+      </w:r>
+    </w:p>
+    <w:p>
+      <w:pPr>
+        <w:spacing w:before="0" w:after="0" w:line="300" w:lineRule="auto"/>
+        <w:rPr>
+          <w:rFonts w:hint="eastAsia" w:ascii="Courier New" w:hAnsi="Courier New" w:eastAsia="Courier New"/>
+          <w:b w:val="0"/>
+          <w:sz w:val="20"/>
+        </w:rPr>
+      </w:pPr>
+      <w:r>
+        <w:rPr>
+          <w:rFonts w:hint="eastAsia" w:ascii="Courier New" w:hAnsi="Courier New" w:eastAsia="Courier New"/>
+          <w:b w:val="0"/>
+          <w:sz w:val="20"/>
+        </w:rPr>
+        <w:t>{%p for issue in outside_bucket_issues %}</w:t>
+      </w:r>
+    </w:p>
+    <w:p>
+      <w:pPr>
+        <w:keepNext w:val="0"/>
+        <w:keepLines w:val="0"/>
+        <w:pageBreakBefore w:val="0"/>
+        <w:widowControl/>
+        <w:tabs>
+          <w:tab w:val="left" w:pos="598"/>
+        </w:tabs>
+        <w:kinsoku/>
+        <w:wordWrap/>
+        <w:overflowPunct/>
+        <w:topLinePunct w:val="0"/>
+        <w:autoSpaceDE/>
+        <w:autoSpaceDN/>
+        <w:bidi w:val="0"/>
+        <w:adjustRightInd/>
+        <w:snapToGrid/>
+        <w:spacing w:before="60" w:after="60" w:line="300" w:lineRule="auto"/>
+        <w:ind w:firstLine="720" w:firstLineChars="0"/>
+        <w:textAlignment w:val="auto"/>
+        <w:outlineLvl w:val="1"/>
+        <w:rPr>
+          <w:rFonts w:hint="eastAsia" w:ascii="仿宋" w:hAnsi="仿宋" w:eastAsia="仿宋"/>
+          <w:b/>
+          <w:sz w:val="28"/>
+        </w:rPr>
+      </w:pPr>
+      <w:r>
+        <w:rPr>
+          <w:rFonts w:hint="eastAsia" w:ascii="仿宋" w:hAnsi="仿宋" w:eastAsia="仿宋"/>
+          <w:b/>
+          <w:sz w:val="28"/>
+        </w:rPr>
+        <w:t>{{ issue.street_name | default(issue.street | default('')) }}：{{ issue.clean_text | default(issue.text | default('')) }}</w:t>
+      </w:r>
+    </w:p>
+    <w:p>
+      <w:pPr>
+        <w:spacing w:before="0" w:after="0" w:line="300" w:lineRule="auto"/>
+        <w:rPr>
+          <w:rFonts w:hint="eastAsia" w:ascii="Courier New" w:hAnsi="Courier New" w:eastAsia="Courier New"/>
+          <w:b w:val="0"/>
+          <w:sz w:val="20"/>
+        </w:rPr>
+      </w:pPr>
+      <w:r>
+        <w:rPr>
+          <w:rFonts w:hint="eastAsia" w:ascii="Courier New" w:hAnsi="Courier New" w:eastAsia="Courier New"/>
+          <w:b w:val="0"/>
+          <w:sz w:val="20"/>
+        </w:rPr>
+        <w:t>{%p if issue.image_rows %}</w:t>
+      </w:r>
+    </w:p>
+    <w:p>
+      <w:pPr>
+        <w:spacing w:before="0" w:after="0" w:line="300" w:lineRule="auto"/>
+        <w:rPr>
+          <w:rFonts w:hint="eastAsia" w:ascii="Courier New" w:hAnsi="Courier New" w:eastAsia="Courier New"/>
+          <w:b w:val="0"/>
+          <w:sz w:val="20"/>
+        </w:rPr>
+      </w:pPr>
+      <w:r>
+        <w:rPr>
+          <w:rFonts w:hint="eastAsia" w:ascii="Courier New" w:hAnsi="Courier New" w:eastAsia="Courier New"/>
+          <w:b w:val="0"/>
+          <w:sz w:val="20"/>
+        </w:rPr>
+        <w:t>{%p for row in issue.image_rows %}</w:t>
+      </w:r>
+    </w:p>
+    <w:p>
+      <w:pPr>
+        <w:spacing w:before="0" w:after="0" w:line="300" w:lineRule="auto"/>
+        <w:jc w:val="center"/>
+        <w:rPr>
+          <w:rFonts w:hint="eastAsia" w:ascii="Courier New" w:hAnsi="Courier New" w:eastAsia="Courier New"/>
+          <w:b w:val="0"/>
+          <w:sz w:val="20"/>
+        </w:rPr>
+      </w:pPr>
+      <w:r>
+        <w:rPr>
+          <w:rFonts w:hint="eastAsia" w:ascii="Courier New" w:hAnsi="Courier New" w:eastAsia="Courier New"/>
+          <w:b w:val="0"/>
+          <w:sz w:val="20"/>
+        </w:rPr>
+        <w:t>{{ row[0] }}{% if row|length &gt; 1 %}</w:t>
+      </w:r>
+      <w:r>
+        <w:rPr>
+          <w:rFonts w:hint="eastAsia" w:ascii="Courier New" w:hAnsi="Courier New" w:eastAsia="Courier New"/>
+          <w:b w:val="0"/>
+          <w:sz w:val="20"/>
+        </w:rPr>
+        <w:tab/>
+      </w:r>
+      <w:r>
+        <w:rPr>
+          <w:rFonts w:hint="eastAsia" w:ascii="Courier New" w:hAnsi="Courier New" w:eastAsia="Courier New"/>
+          <w:b w:val="0"/>
+          <w:sz w:val="20"/>
+        </w:rPr>
+        <w:t>{{ row[1] }}{% endif %}</w:t>
+      </w:r>
+    </w:p>
+    <w:p>
+      <w:pPr>
+        <w:spacing w:before="0" w:after="0" w:line="300" w:lineRule="auto"/>
+        <w:rPr>
+          <w:rFonts w:hint="eastAsia" w:ascii="Courier New" w:hAnsi="Courier New" w:eastAsia="Courier New"/>
+          <w:b w:val="0"/>
+          <w:sz w:val="20"/>
+        </w:rPr>
+      </w:pPr>
+      <w:r>
+        <w:rPr>
+          <w:rFonts w:hint="eastAsia" w:ascii="Courier New" w:hAnsi="Courier New" w:eastAsia="Courier New"/>
+          <w:b w:val="0"/>
+          <w:sz w:val="20"/>
+        </w:rPr>
+        <w:t>{%p endfor %}</w:t>
+      </w:r>
+    </w:p>
+    <w:p>
+      <w:pPr>
+        <w:spacing w:before="0" w:after="0" w:line="300" w:lineRule="auto"/>
+        <w:rPr>
+          <w:rFonts w:hint="eastAsia" w:ascii="Courier New" w:hAnsi="Courier New" w:eastAsia="Courier New"/>
+          <w:b w:val="0"/>
+          <w:sz w:val="20"/>
+        </w:rPr>
+      </w:pPr>
+      <w:r>
+        <w:rPr>
+          <w:rFonts w:hint="eastAsia" w:ascii="Courier New" w:hAnsi="Courier New" w:eastAsia="Courier New"/>
+          <w:b w:val="0"/>
+          <w:sz w:val="20"/>
+        </w:rPr>
+        <w:t>{%p elif issue.photo_rows %}</w:t>
+      </w:r>
+    </w:p>
+    <w:p>
+      <w:pPr>
+        <w:spacing w:before="0" w:after="0" w:line="300" w:lineRule="auto"/>
+        <w:rPr>
+          <w:rFonts w:hint="eastAsia" w:ascii="Courier New" w:hAnsi="Courier New" w:eastAsia="Courier New"/>
+          <w:b w:val="0"/>
+          <w:sz w:val="20"/>
+        </w:rPr>
+      </w:pPr>
+      <w:r>
+        <w:rPr>
+          <w:rFonts w:hint="eastAsia" w:ascii="Courier New" w:hAnsi="Courier New" w:eastAsia="Courier New"/>
+          <w:b w:val="0"/>
+          <w:sz w:val="20"/>
+        </w:rPr>
+        <w:t>{%p for row in issue.photo_rows %}</w:t>
+      </w:r>
+    </w:p>
+    <w:p>
+      <w:pPr>
+        <w:spacing w:before="0" w:after="0" w:line="300" w:lineRule="auto"/>
+        <w:jc w:val="center"/>
+        <w:rPr>
+          <w:rFonts w:hint="eastAsia" w:ascii="Courier New" w:hAnsi="Courier New" w:eastAsia="Courier New"/>
+          <w:b w:val="0"/>
+          <w:sz w:val="20"/>
+        </w:rPr>
+      </w:pPr>
+      <w:r>
+        <w:rPr>
+          <w:rFonts w:hint="eastAsia" w:ascii="Courier New" w:hAnsi="Courier New" w:eastAsia="Courier New"/>
+          <w:b w:val="0"/>
+          <w:sz w:val="20"/>
+        </w:rPr>
+        <w:t>{{ row[0] }}{% if row|length &gt; 1 %}</w:t>
+      </w:r>
+      <w:r>
+        <w:rPr>
+          <w:rFonts w:hint="eastAsia" w:ascii="Courier New" w:hAnsi="Courier New" w:eastAsia="Courier New"/>
+          <w:b w:val="0"/>
+          <w:sz w:val="20"/>
+        </w:rPr>
+        <w:tab/>
+      </w:r>
+      <w:r>
+        <w:rPr>
+          <w:rFonts w:hint="eastAsia" w:ascii="Courier New" w:hAnsi="Courier New" w:eastAsia="Courier New"/>
+          <w:b w:val="0"/>
+          <w:sz w:val="20"/>
+        </w:rPr>
+        <w:t>{{ row[1] }}{% endif %}</w:t>
+      </w:r>
+    </w:p>
+    <w:p>
+      <w:pPr>
+        <w:spacing w:before="0" w:after="0" w:line="300" w:lineRule="auto"/>
+        <w:rPr>
+          <w:rFonts w:hint="eastAsia" w:ascii="Courier New" w:hAnsi="Courier New" w:eastAsia="Courier New"/>
+          <w:b w:val="0"/>
+          <w:sz w:val="20"/>
+        </w:rPr>
+      </w:pPr>
+      <w:r>
+        <w:rPr>
+          <w:rFonts w:hint="eastAsia" w:ascii="Courier New" w:hAnsi="Courier New" w:eastAsia="Courier New"/>
+          <w:b w:val="0"/>
+          <w:sz w:val="20"/>
+        </w:rPr>
+        <w:t>{%p endfor %}</w:t>
+      </w:r>
+    </w:p>
+    <w:p>
+      <w:pPr>
+        <w:spacing w:before="0" w:after="0" w:line="300" w:lineRule="auto"/>
+        <w:rPr>
+          <w:rFonts w:hint="eastAsia" w:ascii="Courier New" w:hAnsi="Courier New" w:eastAsia="Courier New"/>
+          <w:b w:val="0"/>
+          <w:sz w:val="20"/>
+        </w:rPr>
+      </w:pPr>
+      <w:r>
+        <w:rPr>
+          <w:rFonts w:hint="eastAsia" w:ascii="Courier New" w:hAnsi="Courier New" w:eastAsia="Courier New"/>
+          <w:b w:val="0"/>
+          <w:sz w:val="20"/>
+        </w:rPr>
+        <w:t>{%p elif issue.images %}</w:t>
+      </w:r>
+    </w:p>
+    <w:p>
+      <w:pPr>
+        <w:spacing w:before="0" w:after="0" w:line="300" w:lineRule="auto"/>
+        <w:rPr>
+          <w:rFonts w:hint="eastAsia" w:ascii="Courier New" w:hAnsi="Courier New" w:eastAsia="Courier New"/>
+          <w:b w:val="0"/>
+          <w:sz w:val="20"/>
+        </w:rPr>
+      </w:pPr>
+      <w:r>
+        <w:rPr>
+          <w:rFonts w:hint="eastAsia" w:ascii="Courier New" w:hAnsi="Courier New" w:eastAsia="Courier New"/>
+          <w:b w:val="0"/>
+          <w:sz w:val="20"/>
+        </w:rPr>
+        <w:t>{%p for image in issue.images %}</w:t>
+      </w:r>
+    </w:p>
+    <w:p>
+      <w:pPr>
+        <w:spacing w:before="0" w:after="0" w:line="300" w:lineRule="auto"/>
+        <w:jc w:val="center"/>
+        <w:rPr>
+          <w:rFonts w:hint="eastAsia" w:ascii="Courier New" w:hAnsi="Courier New" w:eastAsia="Courier New"/>
+          <w:b w:val="0"/>
+          <w:sz w:val="20"/>
+        </w:rPr>
+      </w:pPr>
+      <w:r>
+        <w:rPr>
+          <w:rFonts w:hint="eastAsia" w:ascii="Courier New" w:hAnsi="Courier New" w:eastAsia="Courier New"/>
+          <w:b w:val="0"/>
+          <w:sz w:val="20"/>
+        </w:rPr>
+        <w:t xml:space="preserve">{{ image </w:t>
+      </w:r>
+      <w:bookmarkStart w:id="1" w:name="_GoBack"/>
+      <w:bookmarkEnd w:id="1"/>
+      <w:r>
+        <w:rPr>
+          <w:rFonts w:hint="eastAsia" w:ascii="Courier New" w:hAnsi="Courier New" w:eastAsia="Courier New"/>
+          <w:b w:val="0"/>
+          <w:sz w:val="20"/>
+        </w:rPr>
+        <w:t>}}</w:t>
+      </w:r>
+    </w:p>
+    <w:p>
+      <w:pPr>
+        <w:spacing w:before="0" w:after="0" w:line="300" w:lineRule="auto"/>
+        <w:rPr>
+          <w:rFonts w:hint="eastAsia" w:ascii="Courier New" w:hAnsi="Courier New" w:eastAsia="Courier New"/>
+          <w:b w:val="0"/>
+          <w:sz w:val="20"/>
+        </w:rPr>
+      </w:pPr>
+      <w:r>
+        <w:rPr>
+          <w:rFonts w:hint="eastAsia" w:ascii="Courier New" w:hAnsi="Courier New" w:eastAsia="Courier New"/>
+          <w:b w:val="0"/>
+          <w:sz w:val="20"/>
+        </w:rPr>
+        <w:t>{%p endfor %}</w:t>
+      </w:r>
+    </w:p>
+    <w:p>
+      <w:pPr>
+        <w:spacing w:before="0" w:after="0" w:line="300" w:lineRule="auto"/>
+        <w:rPr>
+          <w:rFonts w:hint="eastAsia" w:ascii="Courier New" w:hAnsi="Courier New" w:eastAsia="Courier New"/>
+          <w:b w:val="0"/>
+          <w:sz w:val="20"/>
+        </w:rPr>
+      </w:pPr>
+      <w:r>
+        <w:rPr>
+          <w:rFonts w:hint="eastAsia" w:ascii="Courier New" w:hAnsi="Courier New" w:eastAsia="Courier New"/>
+          <w:b w:val="0"/>
+          <w:sz w:val="20"/>
+        </w:rPr>
+        <w:t>{%p endif %}</w:t>
+      </w:r>
+    </w:p>
+    <w:p>
+      <w:pPr>
+        <w:spacing w:before="0" w:after="0" w:line="300" w:lineRule="auto"/>
+        <w:rPr>
+          <w:rFonts w:hint="eastAsia" w:ascii="Courier New" w:hAnsi="Courier New" w:eastAsia="Courier New"/>
+          <w:b w:val="0"/>
+          <w:sz w:val="20"/>
+        </w:rPr>
+      </w:pPr>
+    </w:p>
+    <w:p>
+      <w:pPr>
+        <w:spacing w:before="0" w:after="0" w:line="300" w:lineRule="auto"/>
+        <w:rPr>
+          <w:rFonts w:hint="eastAsia" w:ascii="Courier New" w:hAnsi="Courier New" w:eastAsia="Courier New"/>
+          <w:b w:val="0"/>
+          <w:sz w:val="20"/>
+        </w:rPr>
+      </w:pPr>
+      <w:r>
+        <w:rPr>
+          <w:rFonts w:hint="eastAsia" w:ascii="Courier New" w:hAnsi="Courier New" w:eastAsia="Courier New"/>
+          <w:b w:val="0"/>
+          <w:sz w:val="20"/>
+        </w:rPr>
+        <w:t>{%p endfor %}</w:t>
+      </w:r>
+    </w:p>
+    <w:p>
+      <w:pPr>
+        <w:spacing w:before="0" w:after="0" w:line="300" w:lineRule="auto"/>
+        <w:rPr>
+          <w:rFonts w:ascii="Courier New" w:hAnsi="Courier New" w:eastAsia="Courier New"/>
+          <w:b w:val="0"/>
+          <w:sz w:val="20"/>
+        </w:rPr>
+      </w:pPr>
+      <w:r>
+        <w:rPr>
+          <w:rFonts w:hint="eastAsia" w:ascii="Courier New" w:hAnsi="Courier New" w:eastAsia="Courier New"/>
           <w:b w:val="0"/>
           <w:sz w:val="20"/>
         </w:rPr>

--- a/input/daily_report_jinja_template.docx
+++ b/input/daily_report_jinja_template.docx
@@ -668,13 +668,6 @@
         </w:rPr>
         <w:t>（1）小区宣传氛围：{% if community.promo_text != "无问题" %}{{ community.promo_text }}{% endif %}</w:t>
       </w:r>
-      <w:r>
-        <w:rPr>
-          <w:rFonts w:hint="eastAsia" w:ascii="仿宋" w:hAnsi="仿宋" w:eastAsia="仿宋"/>
-          <w:b w:val="0"/>
-          <w:sz w:val="28"/>
-        </w:rPr>
-      </w:r>
     </w:p>
     <w:p>
       <w:pPr>
@@ -1405,13 +1398,6 @@
         </w:rPr>
         <w:t>（1）宣传氛围：{% if social_unit.promo_text != "无问题" %}{{ social_unit.promo_text }}{% endif %}</w:t>
       </w:r>
-      <w:r>
-        <w:rPr>
-          <w:rFonts w:ascii="仿宋" w:hAnsi="仿宋" w:eastAsia="仿宋"/>
-          <w:b w:val="0"/>
-          <w:sz w:val="28"/>
-        </w:rPr>
-      </w:r>
     </w:p>
     <w:p>
       <w:pPr>
@@ -1768,13 +1754,6 @@
         </w:rPr>
         <w:t>（1）宣传氛围：{% if restaurant.promo_text != "无问题" %}{{ restaurant.promo_text }}{% endif %}</w:t>
       </w:r>
-      <w:r>
-        <w:rPr>
-          <w:rFonts w:ascii="仿宋" w:hAnsi="仿宋" w:eastAsia="仿宋"/>
-          <w:b w:val="0"/>
-          <w:sz w:val="28"/>
-        </w:rPr>
-      </w:r>
     </w:p>
     <w:p>
       <w:pPr>
@@ -1939,6 +1918,7 @@
           <w:sz w:val="20"/>
         </w:rPr>
       </w:pPr>
+      <w:bookmarkStart w:id="1" w:name="_GoBack"/>
       <w:r>
         <w:rPr>
           <w:rFonts w:hint="eastAsia" w:ascii="Courier New" w:hAnsi="Courier New" w:eastAsia="Courier New"/>
@@ -2094,7 +2074,7 @@
     <w:p>
       <w:pPr>
         <w:spacing w:before="0" w:after="0" w:line="300" w:lineRule="auto"/>
-        <w:jc w:val="center"/>
+        <w:jc w:val="both"/>
         <w:rPr>
           <w:rFonts w:hint="eastAsia" w:ascii="Courier New" w:hAnsi="Courier New" w:eastAsia="Courier New"/>
           <w:b w:val="0"/>
@@ -2107,23 +2087,100 @@
           <w:b w:val="0"/>
           <w:sz w:val="20"/>
         </w:rPr>
-        <w:t>{{ row[0] }}{% if row|length &gt; 1 %}</w:t>
+        <w:t>{%p if row|length == 1 %}</w:t>
       </w:r>
-      <w:r>
+    </w:p>
+    <w:p>
+      <w:pPr>
+        <w:spacing w:before="0" w:after="0" w:line="300" w:lineRule="auto"/>
+        <w:jc w:val="center"/>
         <w:rPr>
           <w:rFonts w:hint="eastAsia" w:ascii="Courier New" w:hAnsi="Courier New" w:eastAsia="Courier New"/>
           <w:b w:val="0"/>
           <w:sz w:val="20"/>
         </w:rPr>
-        <w:tab/>
-      </w:r>
+      </w:pPr>
       <w:r>
         <w:rPr>
           <w:rFonts w:hint="eastAsia" w:ascii="Courier New" w:hAnsi="Courier New" w:eastAsia="Courier New"/>
           <w:b w:val="0"/>
           <w:sz w:val="20"/>
         </w:rPr>
-        <w:t>{{ row[1] }}{% endif %}</w:t>
+        <w:t>{{ row[0] }}</w:t>
+      </w:r>
+    </w:p>
+    <w:p>
+      <w:pPr>
+        <w:spacing w:before="0" w:after="0" w:line="300" w:lineRule="auto"/>
+        <w:jc w:val="both"/>
+        <w:rPr>
+          <w:rFonts w:hint="eastAsia" w:ascii="Courier New" w:hAnsi="Courier New" w:eastAsia="Courier New"/>
+          <w:b w:val="0"/>
+          <w:sz w:val="20"/>
+        </w:rPr>
+      </w:pPr>
+      <w:r>
+        <w:rPr>
+          <w:rFonts w:hint="eastAsia" w:ascii="Courier New" w:hAnsi="Courier New" w:eastAsia="Courier New"/>
+          <w:b w:val="0"/>
+          <w:sz w:val="20"/>
+        </w:rPr>
+        <w:t>{%p else %}</w:t>
+      </w:r>
+    </w:p>
+    <w:p>
+      <w:pPr>
+        <w:spacing w:before="0" w:after="0" w:line="300" w:lineRule="auto"/>
+        <w:jc w:val="center"/>
+        <w:rPr>
+          <w:rFonts w:hint="eastAsia" w:ascii="Courier New" w:hAnsi="Courier New" w:eastAsia="Courier New"/>
+          <w:b w:val="0"/>
+          <w:sz w:val="20"/>
+        </w:rPr>
+      </w:pPr>
+      <w:r>
+        <w:rPr>
+          <w:rFonts w:hint="eastAsia" w:ascii="Courier New" w:hAnsi="Courier New" w:eastAsia="Courier New"/>
+          <w:b w:val="0"/>
+          <w:sz w:val="20"/>
+        </w:rPr>
+        <w:t>{{ row[0] }}{{ row[1] }}</w:t>
+      </w:r>
+    </w:p>
+    <w:p>
+      <w:pPr>
+        <w:spacing w:before="0" w:after="0" w:line="300" w:lineRule="auto"/>
+        <w:jc w:val="left"/>
+        <w:rPr>
+          <w:rFonts w:hint="eastAsia" w:ascii="Courier New" w:hAnsi="Courier New" w:eastAsia="Courier New"/>
+          <w:b w:val="0"/>
+          <w:sz w:val="20"/>
+        </w:rPr>
+      </w:pPr>
+      <w:r>
+        <w:rPr>
+          <w:rFonts w:hint="eastAsia" w:ascii="Courier New" w:hAnsi="Courier New" w:eastAsia="Courier New"/>
+          <w:b w:val="0"/>
+          <w:sz w:val="20"/>
+        </w:rPr>
+        <w:t>{%</w:t>
+      </w:r>
+      <w:r>
+        <w:rPr>
+          <w:rFonts w:hint="eastAsia" w:ascii="Courier New" w:hAnsi="Courier New"/>
+          <w:b w:val="0"/>
+          <w:sz w:val="20"/>
+          <w:lang w:val="en-US" w:eastAsia="zh-CN"/>
+        </w:rPr>
+        <w:t>p</w:t>
+      </w:r>
+      <w:r>
+        <w:rPr>
+          <w:rFonts w:hint="eastAsia" w:ascii="Courier New" w:hAnsi="Courier New" w:eastAsia="Courier New"/>
+          <w:b w:val="0"/>
+          <w:sz w:val="20"/>
+        </w:rPr>
+        <w:t xml:space="preserve"> endif %}</w:t>
       </w:r>
     </w:p>
     <w:p>
@@ -2159,7 +2216,7 @@
           <w:b w:val="0"/>
           <w:sz w:val="20"/>
         </w:rPr>
-        <w:t>{%p elif issue.photo_rows %}</w:t>
+        <w:t>{%p elif issue.images %}</w:t>
       </w:r>
     </w:p>
     <w:p>
@@ -2177,7 +2234,7 @@
           <w:b w:val="0"/>
           <w:sz w:val="20"/>
         </w:rPr>
-        <w:t>{%p for row in issue.photo_rows %}</w:t>
+        <w:t>{%p for image in issue.images %}</w:t>
       </w:r>
     </w:p>
     <w:p>
@@ -2196,23 +2253,7 @@
           <w:b w:val="0"/>
           <w:sz w:val="20"/>
         </w:rPr>
-        <w:t>{{ row[0] }}{% if row|length &gt; 1 %}</w:t>
-      </w:r>
-      <w:r>
-        <w:rPr>
-          <w:rFonts w:hint="eastAsia" w:ascii="Courier New" w:hAnsi="Courier New" w:eastAsia="Courier New"/>
-          <w:b w:val="0"/>
-          <w:sz w:val="20"/>
-        </w:rPr>
-        <w:tab/>
-      </w:r>
-      <w:r>
-        <w:rPr>
-          <w:rFonts w:hint="eastAsia" w:ascii="Courier New" w:hAnsi="Courier New" w:eastAsia="Courier New"/>
-          <w:b w:val="0"/>
-          <w:sz w:val="20"/>
-        </w:rPr>
-        <w:t>{{ row[1] }}{% endif %}</w:t>
+        <w:t>{{ image }}</w:t>
       </w:r>
     </w:p>
     <w:p>
@@ -2248,7 +2289,7 @@
           <w:b w:val="0"/>
           <w:sz w:val="20"/>
         </w:rPr>
-        <w:t>{%p elif issue.images %}</w:t>
+        <w:t>{%p endif %}</w:t>
       </w:r>
     </w:p>
     <w:p>
@@ -2260,43 +2301,6 @@
           <w:sz w:val="20"/>
         </w:rPr>
       </w:pPr>
-      <w:r>
-        <w:rPr>
-          <w:rFonts w:hint="eastAsia" w:ascii="Courier New" w:hAnsi="Courier New" w:eastAsia="Courier New"/>
-          <w:b w:val="0"/>
-          <w:sz w:val="20"/>
-        </w:rPr>
-        <w:t>{%p for image in issue.images %}</w:t>
-      </w:r>
-    </w:p>
-    <w:p>
-      <w:pPr>
-        <w:spacing w:before="0" w:after="0" w:line="300" w:lineRule="auto"/>
-        <w:jc w:val="center"/>
-        <w:rPr>
-          <w:rFonts w:hint="eastAsia" w:ascii="Courier New" w:hAnsi="Courier New" w:eastAsia="Courier New"/>
-          <w:b w:val="0"/>
-          <w:sz w:val="20"/>
-        </w:rPr>
-      </w:pPr>
-      <w:r>
-        <w:rPr>
-          <w:rFonts w:hint="eastAsia" w:ascii="Courier New" w:hAnsi="Courier New" w:eastAsia="Courier New"/>
-          <w:b w:val="0"/>
-          <w:sz w:val="20"/>
-        </w:rPr>
-        <w:t xml:space="preserve">{{ image </w:t>
-      </w:r>
-      <w:bookmarkStart w:id="1" w:name="_GoBack"/>
-      <w:bookmarkEnd w:id="1"/>
-      <w:r>
-        <w:rPr>
-          <w:rFonts w:hint="eastAsia" w:ascii="Courier New" w:hAnsi="Courier New" w:eastAsia="Courier New"/>
-          <w:b w:val="0"/>
-          <w:sz w:val="20"/>
-        </w:rPr>
-        <w:t>}}</w:t>
-      </w:r>
     </w:p>
     <w:p>
       <w:pPr>
@@ -2320,66 +2324,21 @@
       <w:pPr>
         <w:spacing w:before="0" w:after="0" w:line="300" w:lineRule="auto"/>
         <w:rPr>
+          <w:rFonts w:ascii="Courier New" w:hAnsi="Courier New" w:eastAsia="Courier New"/>
+          <w:b w:val="0"/>
+          <w:sz w:val="20"/>
+        </w:rPr>
+      </w:pPr>
+      <w:r>
+        <w:rPr>
           <w:rFonts w:hint="eastAsia" w:ascii="Courier New" w:hAnsi="Courier New" w:eastAsia="Courier New"/>
           <w:b w:val="0"/>
           <w:sz w:val="20"/>
         </w:rPr>
-      </w:pPr>
-      <w:r>
-        <w:rPr>
-          <w:rFonts w:hint="eastAsia" w:ascii="Courier New" w:hAnsi="Courier New" w:eastAsia="Courier New"/>
-          <w:b w:val="0"/>
-          <w:sz w:val="20"/>
-        </w:rPr>
         <w:t>{%p endif %}</w:t>
       </w:r>
     </w:p>
-    <w:p>
-      <w:pPr>
-        <w:spacing w:before="0" w:after="0" w:line="300" w:lineRule="auto"/>
-        <w:rPr>
-          <w:rFonts w:hint="eastAsia" w:ascii="Courier New" w:hAnsi="Courier New" w:eastAsia="Courier New"/>
-          <w:b w:val="0"/>
-          <w:sz w:val="20"/>
-        </w:rPr>
-      </w:pPr>
-    </w:p>
-    <w:p>
-      <w:pPr>
-        <w:spacing w:before="0" w:after="0" w:line="300" w:lineRule="auto"/>
-        <w:rPr>
-          <w:rFonts w:hint="eastAsia" w:ascii="Courier New" w:hAnsi="Courier New" w:eastAsia="Courier New"/>
-          <w:b w:val="0"/>
-          <w:sz w:val="20"/>
-        </w:rPr>
-      </w:pPr>
-      <w:r>
-        <w:rPr>
-          <w:rFonts w:hint="eastAsia" w:ascii="Courier New" w:hAnsi="Courier New" w:eastAsia="Courier New"/>
-          <w:b w:val="0"/>
-          <w:sz w:val="20"/>
-        </w:rPr>
-        <w:t>{%p endfor %}</w:t>
-      </w:r>
-    </w:p>
-    <w:p>
-      <w:pPr>
-        <w:spacing w:before="0" w:after="0" w:line="300" w:lineRule="auto"/>
-        <w:rPr>
-          <w:rFonts w:ascii="Courier New" w:hAnsi="Courier New" w:eastAsia="Courier New"/>
-          <w:b w:val="0"/>
-          <w:sz w:val="20"/>
-        </w:rPr>
-      </w:pPr>
-      <w:r>
-        <w:rPr>
-          <w:rFonts w:hint="eastAsia" w:ascii="Courier New" w:hAnsi="Courier New" w:eastAsia="Courier New"/>
-          <w:b w:val="0"/>
-          <w:sz w:val="20"/>
-        </w:rPr>
-        <w:t>{%p endif %}</w:t>
-      </w:r>
-    </w:p>
+    <w:bookmarkEnd w:id="1"/>
     <w:sectPr>
       <w:pgSz w:w="12240" w:h="15840"/>
       <w:pgMar w:top="1440" w:right="1440" w:bottom="1440" w:left="1440" w:header="720" w:footer="720" w:gutter="0"/>

--- a/input/daily_report_jinja_template.docx
+++ b/input/daily_report_jinja_template.docx
@@ -4,7 +4,7 @@
   <w:body>
     <w:tbl>
       <w:tblPr>
-        <w:tblStyle w:val="32"/>
+        <w:tblStyle w:val="33"/>
         <w:tblW w:w="8591" w:type="dxa"/>
         <w:jc w:val="center"/>
         <w:tblCellSpacing w:w="7" w:type="dxa"/>
@@ -878,15 +878,150 @@
     <w:p>
       <w:pPr>
         <w:spacing w:before="0" w:after="0" w:line="300" w:lineRule="auto"/>
-      </w:pPr>
-      <w:r>
         <w:rPr>
           <w:rFonts w:ascii="Courier New" w:hAnsi="Courier New" w:eastAsia="Courier New"/>
           <w:b w:val="0"/>
           <w:sz w:val="20"/>
         </w:rPr>
+      </w:pPr>
+      <w:r>
+        <w:rPr>
+          <w:rFonts w:ascii="Courier New" w:hAnsi="Courier New" w:eastAsia="Courier New"/>
+          <w:b w:val="0"/>
+          <w:sz w:val="20"/>
+        </w:rPr>
         <w:t>{%p endif %}</w:t>
       </w:r>
+    </w:p>
+    <w:p>
+      <w:pPr>
+        <w:pStyle w:val="30"/>
+        <w:keepNext w:val="0"/>
+        <w:keepLines w:val="0"/>
+        <w:widowControl/>
+        <w:suppressLineNumbers w:val="0"/>
+        <w:rPr>
+          <w:rStyle w:val="136"/>
+        </w:rPr>
+      </w:pPr>
+      <w:r>
+        <w:rPr>
+          <w:rStyle w:val="136"/>
+        </w:rPr>
+        <w:t>{%p if community.community_litter_text %}</w:t>
+      </w:r>
+    </w:p>
+    <w:p>
+      <w:pPr>
+        <w:spacing w:before="0" w:after="0" w:line="300" w:lineRule="auto"/>
+        <w:ind w:firstLine="720" w:firstLineChars="0"/>
+        <w:rPr>
+          <w:rFonts w:ascii="仿宋" w:hAnsi="仿宋" w:eastAsia="仿宋"/>
+          <w:b w:val="0"/>
+          <w:bCs w:val="0"/>
+          <w:sz w:val="28"/>
+        </w:rPr>
+      </w:pPr>
+      <w:r>
+        <w:rPr>
+          <w:rFonts w:ascii="仿宋" w:hAnsi="仿宋" w:eastAsia="仿宋"/>
+          <w:b/>
+          <w:bCs/>
+          <w:sz w:val="28"/>
+        </w:rPr>
+        <w:t>（5）小区垃圾乱堆乱放、投放不规范现象：</w:t>
+      </w:r>
+      <w:r>
+        <w:rPr>
+          <w:rFonts w:ascii="仿宋" w:hAnsi="仿宋" w:eastAsia="仿宋"/>
+          <w:b w:val="0"/>
+          <w:bCs w:val="0"/>
+          <w:sz w:val="28"/>
+        </w:rPr>
+        <w:t>{{ community.community_litter_text }}</w:t>
+      </w:r>
+    </w:p>
+    <w:p>
+      <w:pPr>
+        <w:pStyle w:val="30"/>
+        <w:keepNext w:val="0"/>
+        <w:keepLines w:val="0"/>
+        <w:widowControl/>
+        <w:suppressLineNumbers w:val="0"/>
+        <w:rPr>
+          <w:rStyle w:val="136"/>
+        </w:rPr>
+      </w:pPr>
+      <w:r>
+        <w:rPr>
+          <w:rStyle w:val="136"/>
+        </w:rPr>
+        <w:t>{%p for image in community.community_litter_images %}</w:t>
+      </w:r>
+    </w:p>
+    <w:p>
+      <w:pPr>
+        <w:pStyle w:val="30"/>
+        <w:keepNext w:val="0"/>
+        <w:keepLines w:val="0"/>
+        <w:widowControl/>
+        <w:suppressLineNumbers w:val="0"/>
+        <w:jc w:val="center"/>
+        <w:rPr>
+          <w:rStyle w:val="136"/>
+        </w:rPr>
+      </w:pPr>
+      <w:r>
+        <w:rPr>
+          <w:rStyle w:val="136"/>
+        </w:rPr>
+        <w:t>{{ image }}</w:t>
+      </w:r>
+      <w:bookmarkStart w:id="1" w:name="_GoBack"/>
+      <w:bookmarkEnd w:id="1"/>
+    </w:p>
+    <w:p>
+      <w:pPr>
+        <w:pStyle w:val="30"/>
+        <w:keepNext w:val="0"/>
+        <w:keepLines w:val="0"/>
+        <w:widowControl/>
+        <w:suppressLineNumbers w:val="0"/>
+        <w:rPr>
+          <w:rStyle w:val="136"/>
+        </w:rPr>
+      </w:pPr>
+      <w:r>
+        <w:rPr>
+          <w:rStyle w:val="136"/>
+        </w:rPr>
+        <w:t>{%p endfor %}</w:t>
+      </w:r>
+    </w:p>
+    <w:p>
+      <w:pPr>
+        <w:pStyle w:val="30"/>
+        <w:keepNext w:val="0"/>
+        <w:keepLines w:val="0"/>
+        <w:widowControl/>
+        <w:suppressLineNumbers w:val="0"/>
+      </w:pPr>
+      <w:r>
+        <w:rPr>
+          <w:rStyle w:val="136"/>
+        </w:rPr>
+        <w:t>{%p endif %}</w:t>
+      </w:r>
+    </w:p>
+    <w:p>
+      <w:pPr>
+        <w:spacing w:before="0" w:after="0" w:line="300" w:lineRule="auto"/>
+        <w:rPr>
+          <w:rFonts w:ascii="Courier New" w:hAnsi="Courier New" w:eastAsia="Courier New"/>
+          <w:b w:val="0"/>
+          <w:sz w:val="20"/>
+        </w:rPr>
+      </w:pPr>
     </w:p>
     <w:p>
       <w:pPr>
@@ -1918,7 +2053,6 @@
           <w:sz w:val="20"/>
         </w:rPr>
       </w:pPr>
-      <w:bookmarkStart w:id="1" w:name="_GoBack"/>
       <w:r>
         <w:rPr>
           <w:rFonts w:hint="eastAsia" w:ascii="Courier New" w:hAnsi="Courier New" w:eastAsia="Courier New"/>
@@ -2338,7 +2472,6 @@
         <w:t>{%p endif %}</w:t>
       </w:r>
     </w:p>
-    <w:bookmarkEnd w:id="1"/>
     <w:sectPr>
       <w:pgSz w:w="12240" w:h="15840"/>
       <w:pgMar w:top="1440" w:right="1440" w:bottom="1440" w:left="1440" w:header="720" w:footer="720" w:gutter="0"/>
@@ -2821,7 +2954,7 @@
     <w:name w:val="heading 1"/>
     <w:basedOn w:val="1"/>
     <w:next w:val="1"/>
-    <w:link w:val="138"/>
+    <w:link w:val="140"/>
     <w:qFormat/>
     <w:uiPriority w:val="9"/>
     <w:pPr>
@@ -2843,7 +2976,7 @@
     <w:name w:val="heading 2"/>
     <w:basedOn w:val="1"/>
     <w:next w:val="1"/>
-    <w:link w:val="139"/>
+    <w:link w:val="141"/>
     <w:unhideWhenUsed/>
     <w:qFormat/>
     <w:uiPriority w:val="9"/>
@@ -2871,7 +3004,7 @@
     <w:name w:val="heading 3"/>
     <w:basedOn w:val="1"/>
     <w:next w:val="1"/>
-    <w:link w:val="140"/>
+    <w:link w:val="142"/>
     <w:unhideWhenUsed/>
     <w:qFormat/>
     <w:uiPriority w:val="9"/>
@@ -2897,7 +3030,7 @@
     <w:name w:val="heading 4"/>
     <w:basedOn w:val="1"/>
     <w:next w:val="1"/>
-    <w:link w:val="150"/>
+    <w:link w:val="152"/>
     <w:semiHidden/>
     <w:unhideWhenUsed/>
     <w:qFormat/>
@@ -2926,7 +3059,7 @@
     <w:name w:val="heading 5"/>
     <w:basedOn w:val="1"/>
     <w:next w:val="1"/>
-    <w:link w:val="151"/>
+    <w:link w:val="153"/>
     <w:semiHidden/>
     <w:unhideWhenUsed/>
     <w:qFormat/>
@@ -2946,7 +3079,7 @@
     <w:name w:val="heading 6"/>
     <w:basedOn w:val="1"/>
     <w:next w:val="1"/>
-    <w:link w:val="152"/>
+    <w:link w:val="154"/>
     <w:semiHidden/>
     <w:unhideWhenUsed/>
     <w:qFormat/>
@@ -2968,7 +3101,7 @@
     <w:name w:val="heading 7"/>
     <w:basedOn w:val="1"/>
     <w:next w:val="1"/>
-    <w:link w:val="153"/>
+    <w:link w:val="155"/>
     <w:semiHidden/>
     <w:unhideWhenUsed/>
     <w:qFormat/>
@@ -2998,7 +3131,7 @@
     <w:name w:val="heading 8"/>
     <w:basedOn w:val="1"/>
     <w:next w:val="1"/>
-    <w:link w:val="154"/>
+    <w:link w:val="156"/>
     <w:semiHidden/>
     <w:unhideWhenUsed/>
     <w:qFormat/>
@@ -3025,7 +3158,7 @@
     <w:name w:val="heading 9"/>
     <w:basedOn w:val="1"/>
     <w:next w:val="1"/>
-    <w:link w:val="155"/>
+    <w:link w:val="157"/>
     <w:semiHidden/>
     <w:unhideWhenUsed/>
     <w:qFormat/>
@@ -3053,14 +3186,14 @@
       </w14:textFill>
     </w:rPr>
   </w:style>
-  <w:style w:type="character" w:default="1" w:styleId="132">
+  <w:style w:type="character" w:default="1" w:styleId="133">
     <w:name w:val="Default Paragraph Font"/>
     <w:semiHidden/>
     <w:unhideWhenUsed/>
     <w:qFormat/>
     <w:uiPriority w:val="1"/>
   </w:style>
-  <w:style w:type="table" w:default="1" w:styleId="32">
+  <w:style w:type="table" w:default="1" w:styleId="33">
     <w:name w:val="Normal Table"/>
     <w:semiHidden/>
     <w:unhideWhenUsed/>
@@ -3077,7 +3210,7 @@
   </w:style>
   <w:style w:type="paragraph" w:styleId="2">
     <w:name w:val="macro"/>
-    <w:link w:val="147"/>
+    <w:link w:val="149"/>
     <w:unhideWhenUsed/>
     <w:qFormat/>
     <w:uiPriority w:val="99"/>
@@ -3180,7 +3313,7 @@
   <w:style w:type="paragraph" w:styleId="17">
     <w:name w:val="Body Text 3"/>
     <w:basedOn w:val="1"/>
-    <w:link w:val="146"/>
+    <w:link w:val="148"/>
     <w:unhideWhenUsed/>
     <w:qFormat/>
     <w:uiPriority w:val="99"/>
@@ -3209,7 +3342,7 @@
   <w:style w:type="paragraph" w:styleId="19">
     <w:name w:val="Body Text"/>
     <w:basedOn w:val="1"/>
-    <w:link w:val="144"/>
+    <w:link w:val="146"/>
     <w:unhideWhenUsed/>
     <w:qFormat/>
     <w:uiPriority w:val="99"/>
@@ -3271,7 +3404,7 @@
   <w:style w:type="paragraph" w:styleId="24">
     <w:name w:val="footer"/>
     <w:basedOn w:val="1"/>
-    <w:link w:val="136"/>
+    <w:link w:val="138"/>
     <w:unhideWhenUsed/>
     <w:qFormat/>
     <w:uiPriority w:val="99"/>
@@ -3286,7 +3419,7 @@
   <w:style w:type="paragraph" w:styleId="25">
     <w:name w:val="header"/>
     <w:basedOn w:val="1"/>
-    <w:link w:val="135"/>
+    <w:link w:val="137"/>
     <w:unhideWhenUsed/>
     <w:qFormat/>
     <w:uiPriority w:val="99"/>
@@ -3302,7 +3435,7 @@
     <w:name w:val="Subtitle"/>
     <w:basedOn w:val="1"/>
     <w:next w:val="1"/>
-    <w:link w:val="142"/>
+    <w:link w:val="144"/>
     <w:qFormat/>
     <w:uiPriority w:val="11"/>
     <w:rPr>
@@ -3334,7 +3467,7 @@
   <w:style w:type="paragraph" w:styleId="28">
     <w:name w:val="Body Text 2"/>
     <w:basedOn w:val="1"/>
-    <w:link w:val="145"/>
+    <w:link w:val="147"/>
     <w:unhideWhenUsed/>
     <w:qFormat/>
     <w:uiPriority w:val="99"/>
@@ -3355,6 +3488,41 @@
     </w:pPr>
   </w:style>
   <w:style w:type="paragraph" w:styleId="30">
+    <w:name w:val="HTML Preformatted"/>
+    <w:basedOn w:val="1"/>
+    <w:semiHidden/>
+    <w:unhideWhenUsed/>
+    <w:uiPriority w:val="99"/>
+    <w:pPr>
+      <w:tabs>
+        <w:tab w:val="left" w:pos="916"/>
+        <w:tab w:val="left" w:pos="1832"/>
+        <w:tab w:val="left" w:pos="2748"/>
+        <w:tab w:val="left" w:pos="3664"/>
+        <w:tab w:val="left" w:pos="4580"/>
+        <w:tab w:val="left" w:pos="5496"/>
+        <w:tab w:val="left" w:pos="6412"/>
+        <w:tab w:val="left" w:pos="7328"/>
+        <w:tab w:val="left" w:pos="8244"/>
+        <w:tab w:val="left" w:pos="9160"/>
+        <w:tab w:val="left" w:pos="10076"/>
+        <w:tab w:val="left" w:pos="10992"/>
+        <w:tab w:val="left" w:pos="11908"/>
+        <w:tab w:val="left" w:pos="12824"/>
+        <w:tab w:val="left" w:pos="13740"/>
+        <w:tab w:val="left" w:pos="14656"/>
+      </w:tabs>
+      <w:jc w:val="left"/>
+    </w:pPr>
+    <w:rPr>
+      <w:rFonts w:hint="eastAsia" w:ascii="宋体" w:hAnsi="宋体" w:eastAsia="宋体" w:cs="宋体"/>
+      <w:kern w:val="0"/>
+      <w:sz w:val="24"/>
+      <w:szCs w:val="24"/>
+      <w:lang w:val="en-US" w:eastAsia="zh-CN" w:bidi="ar"/>
+    </w:rPr>
+  </w:style>
+  <w:style w:type="paragraph" w:styleId="31">
     <w:name w:val="List Continue 3"/>
     <w:basedOn w:val="1"/>
     <w:unhideWhenUsed/>
@@ -3366,11 +3534,11 @@
       <w:contextualSpacing/>
     </w:pPr>
   </w:style>
-  <w:style w:type="paragraph" w:styleId="31">
+  <w:style w:type="paragraph" w:styleId="32">
     <w:name w:val="Title"/>
     <w:basedOn w:val="1"/>
     <w:next w:val="1"/>
-    <w:link w:val="141"/>
+    <w:link w:val="143"/>
     <w:qFormat/>
     <w:uiPriority w:val="10"/>
     <w:pPr>
@@ -3389,9 +3557,9 @@
       <w:szCs w:val="52"/>
     </w:rPr>
   </w:style>
-  <w:style w:type="table" w:styleId="33">
+  <w:style w:type="table" w:styleId="34">
     <w:name w:val="Table Grid"/>
-    <w:basedOn w:val="32"/>
+    <w:basedOn w:val="33"/>
     <w:qFormat/>
     <w:uiPriority w:val="59"/>
     <w:pPr>
@@ -3414,9 +3582,9 @@
       </w:tblCellMar>
     </w:tblPr>
   </w:style>
-  <w:style w:type="table" w:styleId="34">
+  <w:style w:type="table" w:styleId="35">
     <w:name w:val="Light Shading"/>
-    <w:basedOn w:val="32"/>
+    <w:basedOn w:val="33"/>
     <w:qFormat/>
     <w:uiPriority w:val="60"/>
     <w:pPr>
@@ -3514,9 +3682,9 @@
       </w:tcPr>
     </w:tblStylePr>
   </w:style>
-  <w:style w:type="table" w:styleId="35">
+  <w:style w:type="table" w:styleId="36">
     <w:name w:val="Light Shading Accent 1"/>
-    <w:basedOn w:val="32"/>
+    <w:basedOn w:val="33"/>
     <w:qFormat/>
     <w:uiPriority w:val="60"/>
     <w:pPr>
@@ -3614,9 +3782,9 @@
       </w:tcPr>
     </w:tblStylePr>
   </w:style>
-  <w:style w:type="table" w:styleId="36">
+  <w:style w:type="table" w:styleId="37">
     <w:name w:val="Light Shading Accent 2"/>
-    <w:basedOn w:val="32"/>
+    <w:basedOn w:val="33"/>
     <w:qFormat/>
     <w:uiPriority w:val="60"/>
     <w:pPr>
@@ -3714,9 +3882,9 @@
       </w:tcPr>
     </w:tblStylePr>
   </w:style>
-  <w:style w:type="table" w:styleId="37">
+  <w:style w:type="table" w:styleId="38">
     <w:name w:val="Light Shading Accent 3"/>
-    <w:basedOn w:val="32"/>
+    <w:basedOn w:val="33"/>
     <w:qFormat/>
     <w:uiPriority w:val="60"/>
     <w:pPr>
@@ -3814,9 +3982,9 @@
       </w:tcPr>
     </w:tblStylePr>
   </w:style>
-  <w:style w:type="table" w:styleId="38">
+  <w:style w:type="table" w:styleId="39">
     <w:name w:val="Light Shading Accent 4"/>
-    <w:basedOn w:val="32"/>
+    <w:basedOn w:val="33"/>
     <w:qFormat/>
     <w:uiPriority w:val="60"/>
     <w:pPr>
@@ -3914,9 +4082,9 @@
       </w:tcPr>
     </w:tblStylePr>
   </w:style>
-  <w:style w:type="table" w:styleId="39">
+  <w:style w:type="table" w:styleId="40">
     <w:name w:val="Light Shading Accent 5"/>
-    <w:basedOn w:val="32"/>
+    <w:basedOn w:val="33"/>
     <w:qFormat/>
     <w:uiPriority w:val="60"/>
     <w:pPr>
@@ -4014,9 +4182,9 @@
       </w:tcPr>
     </w:tblStylePr>
   </w:style>
-  <w:style w:type="table" w:styleId="40">
+  <w:style w:type="table" w:styleId="41">
     <w:name w:val="Light Shading Accent 6"/>
-    <w:basedOn w:val="32"/>
+    <w:basedOn w:val="33"/>
     <w:qFormat/>
     <w:uiPriority w:val="60"/>
     <w:pPr>
@@ -4114,9 +4282,9 @@
       </w:tcPr>
     </w:tblStylePr>
   </w:style>
-  <w:style w:type="table" w:styleId="41">
+  <w:style w:type="table" w:styleId="42">
     <w:name w:val="Light List"/>
-    <w:basedOn w:val="32"/>
+    <w:basedOn w:val="33"/>
     <w:qFormat/>
     <w:uiPriority w:val="61"/>
     <w:pPr>
@@ -4208,9 +4376,9 @@
       </w:tcPr>
     </w:tblStylePr>
   </w:style>
-  <w:style w:type="table" w:styleId="42">
+  <w:style w:type="table" w:styleId="43">
     <w:name w:val="Light List Accent 1"/>
-    <w:basedOn w:val="32"/>
+    <w:basedOn w:val="33"/>
     <w:qFormat/>
     <w:uiPriority w:val="61"/>
     <w:pPr>
@@ -4302,9 +4470,9 @@
       </w:tcPr>
     </w:tblStylePr>
   </w:style>
-  <w:style w:type="table" w:styleId="43">
+  <w:style w:type="table" w:styleId="44">
     <w:name w:val="Light List Accent 2"/>
-    <w:basedOn w:val="32"/>
+    <w:basedOn w:val="33"/>
     <w:qFormat/>
     <w:uiPriority w:val="61"/>
     <w:pPr>
@@ -4396,9 +4564,9 @@
       </w:tcPr>
     </w:tblStylePr>
   </w:style>
-  <w:style w:type="table" w:styleId="44">
+  <w:style w:type="table" w:styleId="45">
     <w:name w:val="Light List Accent 3"/>
-    <w:basedOn w:val="32"/>
+    <w:basedOn w:val="33"/>
     <w:qFormat/>
     <w:uiPriority w:val="61"/>
     <w:pPr>
@@ -4490,9 +4658,9 @@
       </w:tcPr>
     </w:tblStylePr>
   </w:style>
-  <w:style w:type="table" w:styleId="45">
+  <w:style w:type="table" w:styleId="46">
     <w:name w:val="Light List Accent 4"/>
-    <w:basedOn w:val="32"/>
+    <w:basedOn w:val="33"/>
     <w:qFormat/>
     <w:uiPriority w:val="61"/>
     <w:pPr>
@@ -4584,9 +4752,9 @@
       </w:tcPr>
     </w:tblStylePr>
   </w:style>
-  <w:style w:type="table" w:styleId="46">
+  <w:style w:type="table" w:styleId="47">
     <w:name w:val="Light List Accent 5"/>
-    <w:basedOn w:val="32"/>
+    <w:basedOn w:val="33"/>
     <w:qFormat/>
     <w:uiPriority w:val="61"/>
     <w:pPr>
@@ -4678,9 +4846,9 @@
       </w:tcPr>
     </w:tblStylePr>
   </w:style>
-  <w:style w:type="table" w:styleId="47">
+  <w:style w:type="table" w:styleId="48">
     <w:name w:val="Light List Accent 6"/>
-    <w:basedOn w:val="32"/>
+    <w:basedOn w:val="33"/>
     <w:qFormat/>
     <w:uiPriority w:val="61"/>
     <w:pPr>
@@ -4772,9 +4940,9 @@
       </w:tcPr>
     </w:tblStylePr>
   </w:style>
-  <w:style w:type="table" w:styleId="48">
+  <w:style w:type="table" w:styleId="49">
     <w:name w:val="Light Grid"/>
-    <w:basedOn w:val="32"/>
+    <w:basedOn w:val="33"/>
     <w:qFormat/>
     <w:uiPriority w:val="62"/>
     <w:pPr>
@@ -4899,9 +5067,9 @@
       </w:tcPr>
     </w:tblStylePr>
   </w:style>
-  <w:style w:type="table" w:styleId="49">
+  <w:style w:type="table" w:styleId="50">
     <w:name w:val="Light Grid Accent 1"/>
-    <w:basedOn w:val="32"/>
+    <w:basedOn w:val="33"/>
     <w:qFormat/>
     <w:uiPriority w:val="62"/>
     <w:pPr>
@@ -5026,9 +5194,9 @@
       </w:tcPr>
     </w:tblStylePr>
   </w:style>
-  <w:style w:type="table" w:styleId="50">
+  <w:style w:type="table" w:styleId="51">
     <w:name w:val="Light Grid Accent 2"/>
-    <w:basedOn w:val="32"/>
+    <w:basedOn w:val="33"/>
     <w:qFormat/>
     <w:uiPriority w:val="62"/>
     <w:pPr>
@@ -5153,9 +5321,9 @@
       </w:tcPr>
     </w:tblStylePr>
   </w:style>
-  <w:style w:type="table" w:styleId="51">
+  <w:style w:type="table" w:styleId="52">
     <w:name w:val="Light Grid Accent 3"/>
-    <w:basedOn w:val="32"/>
+    <w:basedOn w:val="33"/>
     <w:qFormat/>
     <w:uiPriority w:val="62"/>
     <w:pPr>
@@ -5280,9 +5448,9 @@
       </w:tcPr>
     </w:tblStylePr>
   </w:style>
-  <w:style w:type="table" w:styleId="52">
+  <w:style w:type="table" w:styleId="53">
     <w:name w:val="Light Grid Accent 4"/>
-    <w:basedOn w:val="32"/>
+    <w:basedOn w:val="33"/>
     <w:qFormat/>
     <w:uiPriority w:val="62"/>
     <w:pPr>
@@ -5407,9 +5575,9 @@
       </w:tcPr>
     </w:tblStylePr>
   </w:style>
-  <w:style w:type="table" w:styleId="53">
+  <w:style w:type="table" w:styleId="54">
     <w:name w:val="Light Grid Accent 5"/>
-    <w:basedOn w:val="32"/>
+    <w:basedOn w:val="33"/>
     <w:qFormat/>
     <w:uiPriority w:val="62"/>
     <w:pPr>
@@ -5534,9 +5702,9 @@
       </w:tcPr>
     </w:tblStylePr>
   </w:style>
-  <w:style w:type="table" w:styleId="54">
+  <w:style w:type="table" w:styleId="55">
     <w:name w:val="Light Grid Accent 6"/>
-    <w:basedOn w:val="32"/>
+    <w:basedOn w:val="33"/>
     <w:qFormat/>
     <w:uiPriority w:val="62"/>
     <w:pPr>
@@ -5661,9 +5829,9 @@
       </w:tcPr>
     </w:tblStylePr>
   </w:style>
-  <w:style w:type="table" w:styleId="55">
+  <w:style w:type="table" w:styleId="56">
     <w:name w:val="Medium Shading 1"/>
-    <w:basedOn w:val="32"/>
+    <w:basedOn w:val="33"/>
     <w:qFormat/>
     <w:uiPriority w:val="63"/>
     <w:pPr>
@@ -5769,9 +5937,9 @@
       </w:tcPr>
     </w:tblStylePr>
   </w:style>
-  <w:style w:type="table" w:styleId="56">
+  <w:style w:type="table" w:styleId="57">
     <w:name w:val="Medium Shading 1 Accent 1"/>
-    <w:basedOn w:val="32"/>
+    <w:basedOn w:val="33"/>
     <w:qFormat/>
     <w:uiPriority w:val="63"/>
     <w:pPr>
@@ -5877,9 +6045,9 @@
       </w:tcPr>
     </w:tblStylePr>
   </w:style>
-  <w:style w:type="table" w:styleId="57">
+  <w:style w:type="table" w:styleId="58">
     <w:name w:val="Medium Shading 1 Accent 2"/>
-    <w:basedOn w:val="32"/>
+    <w:basedOn w:val="33"/>
     <w:qFormat/>
     <w:uiPriority w:val="63"/>
     <w:pPr>
@@ -5985,9 +6153,9 @@
       </w:tcPr>
     </w:tblStylePr>
   </w:style>
-  <w:style w:type="table" w:styleId="58">
+  <w:style w:type="table" w:styleId="59">
     <w:name w:val="Medium Shading 1 Accent 3"/>
-    <w:basedOn w:val="32"/>
+    <w:basedOn w:val="33"/>
     <w:qFormat/>
     <w:uiPriority w:val="63"/>
     <w:pPr>
@@ -6093,9 +6261,9 @@
       </w:tcPr>
     </w:tblStylePr>
   </w:style>
-  <w:style w:type="table" w:styleId="59">
+  <w:style w:type="table" w:styleId="60">
     <w:name w:val="Medium Shading 1 Accent 4"/>
-    <w:basedOn w:val="32"/>
+    <w:basedOn w:val="33"/>
     <w:qFormat/>
     <w:uiPriority w:val="63"/>
     <w:pPr>
@@ -6201,9 +6369,9 @@
       </w:tcPr>
     </w:tblStylePr>
   </w:style>
-  <w:style w:type="table" w:styleId="60">
+  <w:style w:type="table" w:styleId="61">
     <w:name w:val="Medium Shading 1 Accent 5"/>
-    <w:basedOn w:val="32"/>
+    <w:basedOn w:val="33"/>
     <w:qFormat/>
     <w:uiPriority w:val="63"/>
     <w:pPr>
@@ -6309,9 +6477,9 @@
       </w:tcPr>
     </w:tblStylePr>
   </w:style>
-  <w:style w:type="table" w:styleId="61">
+  <w:style w:type="table" w:styleId="62">
     <w:name w:val="Medium Shading 1 Accent 6"/>
-    <w:basedOn w:val="32"/>
+    <w:basedOn w:val="33"/>
     <w:qFormat/>
     <w:uiPriority w:val="63"/>
     <w:pPr>
@@ -6417,9 +6585,9 @@
       </w:tcPr>
     </w:tblStylePr>
   </w:style>
-  <w:style w:type="table" w:styleId="62">
+  <w:style w:type="table" w:styleId="63">
     <w:name w:val="Medium Shading 2"/>
-    <w:basedOn w:val="32"/>
+    <w:basedOn w:val="33"/>
     <w:qFormat/>
     <w:uiPriority w:val="64"/>
     <w:pPr>
@@ -6583,9 +6751,9 @@
       </w:tcPr>
     </w:tblStylePr>
   </w:style>
-  <w:style w:type="table" w:styleId="63">
+  <w:style w:type="table" w:styleId="64">
     <w:name w:val="Medium Shading 2 Accent 1"/>
-    <w:basedOn w:val="32"/>
+    <w:basedOn w:val="33"/>
     <w:qFormat/>
     <w:uiPriority w:val="64"/>
     <w:pPr>
@@ -6749,9 +6917,9 @@
       </w:tcPr>
     </w:tblStylePr>
   </w:style>
-  <w:style w:type="table" w:styleId="64">
+  <w:style w:type="table" w:styleId="65">
     <w:name w:val="Medium Shading 2 Accent 2"/>
-    <w:basedOn w:val="32"/>
+    <w:basedOn w:val="33"/>
     <w:qFormat/>
     <w:uiPriority w:val="64"/>
     <w:pPr>
@@ -6915,9 +7083,9 @@
       </w:tcPr>
     </w:tblStylePr>
   </w:style>
-  <w:style w:type="table" w:styleId="65">
+  <w:style w:type="table" w:styleId="66">
     <w:name w:val="Medium Shading 2 Accent 3"/>
-    <w:basedOn w:val="32"/>
+    <w:basedOn w:val="33"/>
     <w:qFormat/>
     <w:uiPriority w:val="64"/>
     <w:pPr>
@@ -7081,9 +7249,9 @@
       </w:tcPr>
     </w:tblStylePr>
   </w:style>
-  <w:style w:type="table" w:styleId="66">
+  <w:style w:type="table" w:styleId="67">
     <w:name w:val="Medium Shading 2 Accent 4"/>
-    <w:basedOn w:val="32"/>
+    <w:basedOn w:val="33"/>
     <w:qFormat/>
     <w:uiPriority w:val="64"/>
     <w:pPr>
@@ -7247,9 +7415,9 @@
       </w:tcPr>
     </w:tblStylePr>
   </w:style>
-  <w:style w:type="table" w:styleId="67">
+  <w:style w:type="table" w:styleId="68">
     <w:name w:val="Medium Shading 2 Accent 5"/>
-    <w:basedOn w:val="32"/>
+    <w:basedOn w:val="33"/>
     <w:qFormat/>
     <w:uiPriority w:val="64"/>
     <w:pPr>
@@ -7413,9 +7581,9 @@
       </w:tcPr>
     </w:tblStylePr>
   </w:style>
-  <w:style w:type="table" w:styleId="68">
+  <w:style w:type="table" w:styleId="69">
     <w:name w:val="Medium Shading 2 Accent 6"/>
-    <w:basedOn w:val="32"/>
+    <w:basedOn w:val="33"/>
     <w:qFormat/>
     <w:uiPriority w:val="64"/>
     <w:pPr>
@@ -7579,9 +7747,9 @@
       </w:tcPr>
     </w:tblStylePr>
   </w:style>
-  <w:style w:type="table" w:styleId="69">
+  <w:style w:type="table" w:styleId="70">
     <w:name w:val="Medium List 1"/>
-    <w:basedOn w:val="32"/>
+    <w:basedOn w:val="33"/>
     <w:qFormat/>
     <w:uiPriority w:val="65"/>
     <w:pPr>
@@ -7670,9 +7838,9 @@
       </w:tcPr>
     </w:tblStylePr>
   </w:style>
-  <w:style w:type="table" w:styleId="70">
+  <w:style w:type="table" w:styleId="71">
     <w:name w:val="Medium List 1 Accent 1"/>
-    <w:basedOn w:val="32"/>
+    <w:basedOn w:val="33"/>
     <w:qFormat/>
     <w:uiPriority w:val="65"/>
     <w:pPr>
@@ -7761,9 +7929,9 @@
       </w:tcPr>
     </w:tblStylePr>
   </w:style>
-  <w:style w:type="table" w:styleId="71">
+  <w:style w:type="table" w:styleId="72">
     <w:name w:val="Medium List 1 Accent 2"/>
-    <w:basedOn w:val="32"/>
+    <w:basedOn w:val="33"/>
     <w:qFormat/>
     <w:uiPriority w:val="65"/>
     <w:pPr>
@@ -7852,9 +8020,9 @@
       </w:tcPr>
     </w:tblStylePr>
   </w:style>
-  <w:style w:type="table" w:styleId="72">
+  <w:style w:type="table" w:styleId="73">
     <w:name w:val="Medium List 1 Accent 3"/>
-    <w:basedOn w:val="32"/>
+    <w:basedOn w:val="33"/>
     <w:qFormat/>
     <w:uiPriority w:val="65"/>
     <w:pPr>
@@ -7943,9 +8111,9 @@
       </w:tcPr>
     </w:tblStylePr>
   </w:style>
-  <w:style w:type="table" w:styleId="73">
+  <w:style w:type="table" w:styleId="74">
     <w:name w:val="Medium List 1 Accent 4"/>
-    <w:basedOn w:val="32"/>
+    <w:basedOn w:val="33"/>
     <w:qFormat/>
     <w:uiPriority w:val="65"/>
     <w:pPr>
@@ -8034,9 +8202,9 @@
       </w:tcPr>
     </w:tblStylePr>
   </w:style>
-  <w:style w:type="table" w:styleId="74">
+  <w:style w:type="table" w:styleId="75">
     <w:name w:val="Medium List 1 Accent 5"/>
-    <w:basedOn w:val="32"/>
+    <w:basedOn w:val="33"/>
     <w:qFormat/>
     <w:uiPriority w:val="65"/>
     <w:pPr>
@@ -8125,9 +8293,9 @@
       </w:tcPr>
     </w:tblStylePr>
   </w:style>
-  <w:style w:type="table" w:styleId="75">
+  <w:style w:type="table" w:styleId="76">
     <w:name w:val="Medium List 1 Accent 6"/>
-    <w:basedOn w:val="32"/>
+    <w:basedOn w:val="33"/>
     <w:qFormat/>
     <w:uiPriority w:val="65"/>
     <w:pPr>
@@ -8216,9 +8384,9 @@
       </w:tcPr>
     </w:tblStylePr>
   </w:style>
-  <w:style w:type="table" w:styleId="76">
+  <w:style w:type="table" w:styleId="77">
     <w:name w:val="Medium List 2"/>
-    <w:basedOn w:val="32"/>
+    <w:basedOn w:val="33"/>
     <w:qFormat/>
     <w:uiPriority w:val="66"/>
     <w:pPr>
@@ -8346,9 +8514,9 @@
       </w:tcPr>
     </w:tblStylePr>
   </w:style>
-  <w:style w:type="table" w:styleId="77">
+  <w:style w:type="table" w:styleId="78">
     <w:name w:val="Medium List 2 Accent 1"/>
-    <w:basedOn w:val="32"/>
+    <w:basedOn w:val="33"/>
     <w:qFormat/>
     <w:uiPriority w:val="66"/>
     <w:pPr>
@@ -8476,9 +8644,9 @@
       </w:tcPr>
     </w:tblStylePr>
   </w:style>
-  <w:style w:type="table" w:styleId="78">
+  <w:style w:type="table" w:styleId="79">
     <w:name w:val="Medium List 2 Accent 2"/>
-    <w:basedOn w:val="32"/>
+    <w:basedOn w:val="33"/>
     <w:qFormat/>
     <w:uiPriority w:val="66"/>
     <w:pPr>
@@ -8606,9 +8774,9 @@
       </w:tcPr>
     </w:tblStylePr>
   </w:style>
-  <w:style w:type="table" w:styleId="79">
+  <w:style w:type="table" w:styleId="80">
     <w:name w:val="Medium List 2 Accent 3"/>
-    <w:basedOn w:val="32"/>
+    <w:basedOn w:val="33"/>
     <w:qFormat/>
     <w:uiPriority w:val="66"/>
     <w:pPr>
@@ -8736,9 +8904,9 @@
       </w:tcPr>
     </w:tblStylePr>
   </w:style>
-  <w:style w:type="table" w:styleId="80">
+  <w:style w:type="table" w:styleId="81">
     <w:name w:val="Medium List 2 Accent 4"/>
-    <w:basedOn w:val="32"/>
+    <w:basedOn w:val="33"/>
     <w:qFormat/>
     <w:uiPriority w:val="66"/>
     <w:pPr>
@@ -8866,9 +9034,9 @@
       </w:tcPr>
     </w:tblStylePr>
   </w:style>
-  <w:style w:type="table" w:styleId="81">
+  <w:style w:type="table" w:styleId="82">
     <w:name w:val="Medium List 2 Accent 5"/>
-    <w:basedOn w:val="32"/>
+    <w:basedOn w:val="33"/>
     <w:qFormat/>
     <w:uiPriority w:val="66"/>
     <w:pPr>
@@ -8996,9 +9164,9 @@
       </w:tcPr>
     </w:tblStylePr>
   </w:style>
-  <w:style w:type="table" w:styleId="82">
+  <w:style w:type="table" w:styleId="83">
     <w:name w:val="Medium List 2 Accent 6"/>
-    <w:basedOn w:val="32"/>
+    <w:basedOn w:val="33"/>
     <w:qFormat/>
     <w:uiPriority w:val="66"/>
     <w:pPr>
@@ -9126,9 +9294,9 @@
       </w:tcPr>
     </w:tblStylePr>
   </w:style>
-  <w:style w:type="table" w:styleId="83">
+  <w:style w:type="table" w:styleId="84">
     <w:name w:val="Medium Grid 1"/>
-    <w:basedOn w:val="32"/>
+    <w:basedOn w:val="33"/>
     <w:qFormat/>
     <w:uiPriority w:val="67"/>
     <w:pPr>
@@ -9196,9 +9364,9 @@
       </w:tcPr>
     </w:tblStylePr>
   </w:style>
-  <w:style w:type="table" w:styleId="84">
+  <w:style w:type="table" w:styleId="85">
     <w:name w:val="Medium Grid 1 Accent 1"/>
-    <w:basedOn w:val="32"/>
+    <w:basedOn w:val="33"/>
     <w:qFormat/>
     <w:uiPriority w:val="67"/>
     <w:pPr>
@@ -9266,9 +9434,9 @@
       </w:tcPr>
     </w:tblStylePr>
   </w:style>
-  <w:style w:type="table" w:styleId="85">
+  <w:style w:type="table" w:styleId="86">
     <w:name w:val="Medium Grid 1 Accent 2"/>
-    <w:basedOn w:val="32"/>
+    <w:basedOn w:val="33"/>
     <w:qFormat/>
     <w:uiPriority w:val="67"/>
     <w:pPr>
@@ -9336,9 +9504,9 @@
       </w:tcPr>
     </w:tblStylePr>
   </w:style>
-  <w:style w:type="table" w:styleId="86">
+  <w:style w:type="table" w:styleId="87">
     <w:name w:val="Medium Grid 1 Accent 3"/>
-    <w:basedOn w:val="32"/>
+    <w:basedOn w:val="33"/>
     <w:qFormat/>
     <w:uiPriority w:val="67"/>
     <w:pPr>
@@ -9406,9 +9574,9 @@
       </w:tcPr>
     </w:tblStylePr>
   </w:style>
-  <w:style w:type="table" w:styleId="87">
+  <w:style w:type="table" w:styleId="88">
     <w:name w:val="Medium Grid 1 Accent 4"/>
-    <w:basedOn w:val="32"/>
+    <w:basedOn w:val="33"/>
     <w:qFormat/>
     <w:uiPriority w:val="67"/>
     <w:pPr>
@@ -9476,9 +9644,9 @@
       </w:tcPr>
     </w:tblStylePr>
   </w:style>
-  <w:style w:type="table" w:styleId="88">
+  <w:style w:type="table" w:styleId="89">
     <w:name w:val="Medium Grid 1 Accent 5"/>
-    <w:basedOn w:val="32"/>
+    <w:basedOn w:val="33"/>
     <w:qFormat/>
     <w:uiPriority w:val="67"/>
     <w:pPr>
@@ -9546,9 +9714,9 @@
       </w:tcPr>
     </w:tblStylePr>
   </w:style>
-  <w:style w:type="table" w:styleId="89">
+  <w:style w:type="table" w:styleId="90">
     <w:name w:val="Medium Grid 1 Accent 6"/>
-    <w:basedOn w:val="32"/>
+    <w:basedOn w:val="33"/>
     <w:qFormat/>
     <w:uiPriority w:val="67"/>
     <w:pPr>
@@ -9616,9 +9784,9 @@
       </w:tcPr>
     </w:tblStylePr>
   </w:style>
-  <w:style w:type="table" w:styleId="90">
+  <w:style w:type="table" w:styleId="91">
     <w:name w:val="Medium Grid 2"/>
-    <w:basedOn w:val="32"/>
+    <w:basedOn w:val="33"/>
     <w:qFormat/>
     <w:uiPriority w:val="68"/>
     <w:pPr>
@@ -9763,9 +9931,9 @@
       </w:tcPr>
     </w:tblStylePr>
   </w:style>
-  <w:style w:type="table" w:styleId="91">
+  <w:style w:type="table" w:styleId="92">
     <w:name w:val="Medium Grid 2 Accent 1"/>
-    <w:basedOn w:val="32"/>
+    <w:basedOn w:val="33"/>
     <w:qFormat/>
     <w:uiPriority w:val="68"/>
     <w:pPr>
@@ -9910,9 +10078,9 @@
       </w:tcPr>
     </w:tblStylePr>
   </w:style>
-  <w:style w:type="table" w:styleId="92">
+  <w:style w:type="table" w:styleId="93">
     <w:name w:val="Medium Grid 2 Accent 2"/>
-    <w:basedOn w:val="32"/>
+    <w:basedOn w:val="33"/>
     <w:qFormat/>
     <w:uiPriority w:val="68"/>
     <w:pPr>
@@ -10057,9 +10225,9 @@
       </w:tcPr>
     </w:tblStylePr>
   </w:style>
-  <w:style w:type="table" w:styleId="93">
+  <w:style w:type="table" w:styleId="94">
     <w:name w:val="Medium Grid 2 Accent 3"/>
-    <w:basedOn w:val="32"/>
+    <w:basedOn w:val="33"/>
     <w:qFormat/>
     <w:uiPriority w:val="68"/>
     <w:pPr>
@@ -10204,9 +10372,9 @@
       </w:tcPr>
     </w:tblStylePr>
   </w:style>
-  <w:style w:type="table" w:styleId="94">
+  <w:style w:type="table" w:styleId="95">
     <w:name w:val="Medium Grid 2 Accent 4"/>
-    <w:basedOn w:val="32"/>
+    <w:basedOn w:val="33"/>
     <w:qFormat/>
     <w:uiPriority w:val="68"/>
     <w:pPr>
@@ -10351,9 +10519,9 @@
       </w:tcPr>
     </w:tblStylePr>
   </w:style>
-  <w:style w:type="table" w:styleId="95">
+  <w:style w:type="table" w:styleId="96">
     <w:name w:val="Medium Grid 2 Accent 5"/>
-    <w:basedOn w:val="32"/>
+    <w:basedOn w:val="33"/>
     <w:qFormat/>
     <w:uiPriority w:val="68"/>
     <w:pPr>
@@ -10498,9 +10666,9 @@
       </w:tcPr>
     </w:tblStylePr>
   </w:style>
-  <w:style w:type="table" w:styleId="96">
+  <w:style w:type="table" w:styleId="97">
     <w:name w:val="Medium Grid 2 Accent 6"/>
-    <w:basedOn w:val="32"/>
+    <w:basedOn w:val="33"/>
     <w:qFormat/>
     <w:uiPriority w:val="68"/>
     <w:pPr>
@@ -10645,9 +10813,9 @@
       </w:tcPr>
     </w:tblStylePr>
   </w:style>
-  <w:style w:type="table" w:styleId="97">
+  <w:style w:type="table" w:styleId="98">
     <w:name w:val="Medium Grid 3"/>
-    <w:basedOn w:val="32"/>
+    <w:basedOn w:val="33"/>
     <w:qFormat/>
     <w:uiPriority w:val="69"/>
     <w:pPr>
@@ -10803,9 +10971,9 @@
       </w:tcPr>
     </w:tblStylePr>
   </w:style>
-  <w:style w:type="table" w:styleId="98">
+  <w:style w:type="table" w:styleId="99">
     <w:name w:val="Medium Grid 3 Accent 1"/>
-    <w:basedOn w:val="32"/>
+    <w:basedOn w:val="33"/>
     <w:qFormat/>
     <w:uiPriority w:val="69"/>
     <w:pPr>
@@ -10961,9 +11129,9 @@
       </w:tcPr>
     </w:tblStylePr>
   </w:style>
-  <w:style w:type="table" w:styleId="99">
+  <w:style w:type="table" w:styleId="100">
     <w:name w:val="Medium Grid 3 Accent 2"/>
-    <w:basedOn w:val="32"/>
+    <w:basedOn w:val="33"/>
     <w:qFormat/>
     <w:uiPriority w:val="69"/>
     <w:pPr>
@@ -11119,9 +11287,9 @@
       </w:tcPr>
     </w:tblStylePr>
   </w:style>
-  <w:style w:type="table" w:styleId="100">
+  <w:style w:type="table" w:styleId="101">
     <w:name w:val="Medium Grid 3 Accent 3"/>
-    <w:basedOn w:val="32"/>
+    <w:basedOn w:val="33"/>
     <w:qFormat/>
     <w:uiPriority w:val="69"/>
     <w:pPr>
@@ -11277,9 +11445,9 @@
       </w:tcPr>
     </w:tblStylePr>
   </w:style>
-  <w:style w:type="table" w:styleId="101">
+  <w:style w:type="table" w:styleId="102">
     <w:name w:val="Medium Grid 3 Accent 4"/>
-    <w:basedOn w:val="32"/>
+    <w:basedOn w:val="33"/>
     <w:qFormat/>
     <w:uiPriority w:val="69"/>
     <w:pPr>
@@ -11435,9 +11603,9 @@
       </w:tcPr>
     </w:tblStylePr>
   </w:style>
-  <w:style w:type="table" w:styleId="102">
+  <w:style w:type="table" w:styleId="103">
     <w:name w:val="Medium Grid 3 Accent 5"/>
-    <w:basedOn w:val="32"/>
+    <w:basedOn w:val="33"/>
     <w:qFormat/>
     <w:uiPriority w:val="69"/>
     <w:pPr>
@@ -11593,9 +11761,9 @@
       </w:tcPr>
     </w:tblStylePr>
   </w:style>
-  <w:style w:type="table" w:styleId="103">
+  <w:style w:type="table" w:styleId="104">
     <w:name w:val="Medium Grid 3 Accent 6"/>
-    <w:basedOn w:val="32"/>
+    <w:basedOn w:val="33"/>
     <w:qFormat/>
     <w:uiPriority w:val="69"/>
     <w:pPr>
@@ -11751,9 +11919,9 @@
       </w:tcPr>
     </w:tblStylePr>
   </w:style>
-  <w:style w:type="table" w:styleId="104">
+  <w:style w:type="table" w:styleId="105">
     <w:name w:val="Dark List"/>
-    <w:basedOn w:val="32"/>
+    <w:basedOn w:val="33"/>
     <w:qFormat/>
     <w:uiPriority w:val="70"/>
     <w:pPr>
@@ -11867,9 +12035,9 @@
       </w:tcPr>
     </w:tblStylePr>
   </w:style>
-  <w:style w:type="table" w:styleId="105">
+  <w:style w:type="table" w:styleId="106">
     <w:name w:val="Dark List Accent 1"/>
-    <w:basedOn w:val="32"/>
+    <w:basedOn w:val="33"/>
     <w:qFormat/>
     <w:uiPriority w:val="70"/>
     <w:pPr>
@@ -11983,9 +12151,9 @@
       </w:tcPr>
     </w:tblStylePr>
   </w:style>
-  <w:style w:type="table" w:styleId="106">
+  <w:style w:type="table" w:styleId="107">
     <w:name w:val="Dark List Accent 2"/>
-    <w:basedOn w:val="32"/>
+    <w:basedOn w:val="33"/>
     <w:qFormat/>
     <w:uiPriority w:val="70"/>
     <w:pPr>
@@ -12099,9 +12267,9 @@
       </w:tcPr>
     </w:tblStylePr>
   </w:style>
-  <w:style w:type="table" w:styleId="107">
+  <w:style w:type="table" w:styleId="108">
     <w:name w:val="Dark List Accent 3"/>
-    <w:basedOn w:val="32"/>
+    <w:basedOn w:val="33"/>
     <w:qFormat/>
     <w:uiPriority w:val="70"/>
     <w:pPr>
@@ -12215,9 +12383,9 @@
       </w:tcPr>
     </w:tblStylePr>
   </w:style>
-  <w:style w:type="table" w:styleId="108">
+  <w:style w:type="table" w:styleId="109">
     <w:name w:val="Dark List Accent 4"/>
-    <w:basedOn w:val="32"/>
+    <w:basedOn w:val="33"/>
     <w:qFormat/>
     <w:uiPriority w:val="70"/>
     <w:pPr>
@@ -12331,9 +12499,9 @@
       </w:tcPr>
     </w:tblStylePr>
   </w:style>
-  <w:style w:type="table" w:styleId="109">
+  <w:style w:type="table" w:styleId="110">
     <w:name w:val="Dark List Accent 5"/>
-    <w:basedOn w:val="32"/>
+    <w:basedOn w:val="33"/>
     <w:qFormat/>
     <w:uiPriority w:val="70"/>
     <w:pPr>
@@ -12447,9 +12615,9 @@
       </w:tcPr>
     </w:tblStylePr>
   </w:style>
-  <w:style w:type="table" w:styleId="110">
+  <w:style w:type="table" w:styleId="111">
     <w:name w:val="Dark List Accent 6"/>
-    <w:basedOn w:val="32"/>
+    <w:basedOn w:val="33"/>
     <w:qFormat/>
     <w:uiPriority w:val="70"/>
     <w:pPr>
@@ -12563,9 +12731,9 @@
       </w:tcPr>
     </w:tblStylePr>
   </w:style>
-  <w:style w:type="table" w:styleId="111">
+  <w:style w:type="table" w:styleId="112">
     <w:name w:val="Colorful Shading"/>
-    <w:basedOn w:val="32"/>
+    <w:basedOn w:val="33"/>
     <w:qFormat/>
     <w:uiPriority w:val="71"/>
     <w:pPr>
@@ -12712,9 +12880,9 @@
       </w:rPr>
     </w:tblStylePr>
   </w:style>
-  <w:style w:type="table" w:styleId="112">
+  <w:style w:type="table" w:styleId="113">
     <w:name w:val="Colorful Shading Accent 1"/>
-    <w:basedOn w:val="32"/>
+    <w:basedOn w:val="33"/>
     <w:qFormat/>
     <w:uiPriority w:val="71"/>
     <w:pPr>
@@ -12861,9 +13029,9 @@
       </w:rPr>
     </w:tblStylePr>
   </w:style>
-  <w:style w:type="table" w:styleId="113">
+  <w:style w:type="table" w:styleId="114">
     <w:name w:val="Colorful Shading Accent 2"/>
-    <w:basedOn w:val="32"/>
+    <w:basedOn w:val="33"/>
     <w:qFormat/>
     <w:uiPriority w:val="71"/>
     <w:pPr>
@@ -13010,9 +13178,9 @@
       </w:rPr>
     </w:tblStylePr>
   </w:style>
-  <w:style w:type="table" w:styleId="114">
+  <w:style w:type="table" w:styleId="115">
     <w:name w:val="Colorful Shading Accent 3"/>
-    <w:basedOn w:val="32"/>
+    <w:basedOn w:val="33"/>
     <w:qFormat/>
     <w:uiPriority w:val="71"/>
     <w:pPr>
@@ -13139,9 +13307,9 @@
       </w:tcPr>
     </w:tblStylePr>
   </w:style>
-  <w:style w:type="table" w:styleId="115">
+  <w:style w:type="table" w:styleId="116">
     <w:name w:val="Colorful Shading Accent 4"/>
-    <w:basedOn w:val="32"/>
+    <w:basedOn w:val="33"/>
     <w:qFormat/>
     <w:uiPriority w:val="71"/>
     <w:pPr>
@@ -13288,9 +13456,9 @@
       </w:rPr>
     </w:tblStylePr>
   </w:style>
-  <w:style w:type="table" w:styleId="116">
+  <w:style w:type="table" w:styleId="117">
     <w:name w:val="Colorful Shading Accent 5"/>
-    <w:basedOn w:val="32"/>
+    <w:basedOn w:val="33"/>
     <w:qFormat/>
     <w:uiPriority w:val="71"/>
     <w:pPr>
@@ -13437,9 +13605,9 @@
       </w:rPr>
     </w:tblStylePr>
   </w:style>
-  <w:style w:type="table" w:styleId="117">
+  <w:style w:type="table" w:styleId="118">
     <w:name w:val="Colorful Shading Accent 6"/>
-    <w:basedOn w:val="32"/>
+    <w:basedOn w:val="33"/>
     <w:qFormat/>
     <w:uiPriority w:val="71"/>
     <w:pPr>
@@ -13586,9 +13754,9 @@
       </w:rPr>
     </w:tblStylePr>
   </w:style>
-  <w:style w:type="table" w:styleId="118">
+  <w:style w:type="table" w:styleId="119">
     <w:name w:val="Colorful List"/>
-    <w:basedOn w:val="32"/>
+    <w:basedOn w:val="33"/>
     <w:qFormat/>
     <w:uiPriority w:val="72"/>
     <w:pPr>
@@ -13679,9 +13847,9 @@
       </w:tcPr>
     </w:tblStylePr>
   </w:style>
-  <w:style w:type="table" w:styleId="119">
+  <w:style w:type="table" w:styleId="120">
     <w:name w:val="Colorful List Accent 1"/>
-    <w:basedOn w:val="32"/>
+    <w:basedOn w:val="33"/>
     <w:qFormat/>
     <w:uiPriority w:val="72"/>
     <w:pPr>
@@ -13772,9 +13940,9 @@
       </w:tcPr>
     </w:tblStylePr>
   </w:style>
-  <w:style w:type="table" w:styleId="120">
+  <w:style w:type="table" w:styleId="121">
     <w:name w:val="Colorful List Accent 2"/>
-    <w:basedOn w:val="32"/>
+    <w:basedOn w:val="33"/>
     <w:qFormat/>
     <w:uiPriority w:val="72"/>
     <w:pPr>
@@ -13865,9 +14033,9 @@
       </w:tcPr>
     </w:tblStylePr>
   </w:style>
-  <w:style w:type="table" w:styleId="121">
+  <w:style w:type="table" w:styleId="122">
     <w:name w:val="Colorful List Accent 3"/>
-    <w:basedOn w:val="32"/>
+    <w:basedOn w:val="33"/>
     <w:qFormat/>
     <w:uiPriority w:val="72"/>
     <w:pPr>
@@ -13958,9 +14126,9 @@
       </w:tcPr>
     </w:tblStylePr>
   </w:style>
-  <w:style w:type="table" w:styleId="122">
+  <w:style w:type="table" w:styleId="123">
     <w:name w:val="Colorful List Accent 4"/>
-    <w:basedOn w:val="32"/>
+    <w:basedOn w:val="33"/>
     <w:qFormat/>
     <w:uiPriority w:val="72"/>
     <w:pPr>
@@ -14051,9 +14219,9 @@
       </w:tcPr>
     </w:tblStylePr>
   </w:style>
-  <w:style w:type="table" w:styleId="123">
+  <w:style w:type="table" w:styleId="124">
     <w:name w:val="Colorful List Accent 5"/>
-    <w:basedOn w:val="32"/>
+    <w:basedOn w:val="33"/>
     <w:qFormat/>
     <w:uiPriority w:val="72"/>
     <w:pPr>
@@ -14144,9 +14312,9 @@
       </w:tcPr>
     </w:tblStylePr>
   </w:style>
-  <w:style w:type="table" w:styleId="124">
+  <w:style w:type="table" w:styleId="125">
     <w:name w:val="Colorful List Accent 6"/>
-    <w:basedOn w:val="32"/>
+    <w:basedOn w:val="33"/>
     <w:qFormat/>
     <w:uiPriority w:val="72"/>
     <w:pPr>
@@ -14237,9 +14405,9 @@
       </w:tcPr>
     </w:tblStylePr>
   </w:style>
-  <w:style w:type="table" w:styleId="125">
+  <w:style w:type="table" w:styleId="126">
     <w:name w:val="Colorful Grid"/>
-    <w:basedOn w:val="32"/>
+    <w:basedOn w:val="33"/>
     <w:qFormat/>
     <w:uiPriority w:val="73"/>
     <w:pPr>
@@ -14334,9 +14502,9 @@
       </w:tcPr>
     </w:tblStylePr>
   </w:style>
-  <w:style w:type="table" w:styleId="126">
+  <w:style w:type="table" w:styleId="127">
     <w:name w:val="Colorful Grid Accent 1"/>
-    <w:basedOn w:val="32"/>
+    <w:basedOn w:val="33"/>
     <w:qFormat/>
     <w:uiPriority w:val="73"/>
     <w:pPr>
@@ -14431,9 +14599,9 @@
       </w:tcPr>
     </w:tblStylePr>
   </w:style>
-  <w:style w:type="table" w:styleId="127">
+  <w:style w:type="table" w:styleId="128">
     <w:name w:val="Colorful Grid Accent 2"/>
-    <w:basedOn w:val="32"/>
+    <w:basedOn w:val="33"/>
     <w:qFormat/>
     <w:uiPriority w:val="73"/>
     <w:pPr>
@@ -14528,9 +14696,9 @@
       </w:tcPr>
     </w:tblStylePr>
   </w:style>
-  <w:style w:type="table" w:styleId="128">
+  <w:style w:type="table" w:styleId="129">
     <w:name w:val="Colorful Grid Accent 3"/>
-    <w:basedOn w:val="32"/>
+    <w:basedOn w:val="33"/>
     <w:qFormat/>
     <w:uiPriority w:val="73"/>
     <w:pPr>
@@ -14625,9 +14793,9 @@
       </w:tcPr>
     </w:tblStylePr>
   </w:style>
-  <w:style w:type="table" w:styleId="129">
+  <w:style w:type="table" w:styleId="130">
     <w:name w:val="Colorful Grid Accent 4"/>
-    <w:basedOn w:val="32"/>
+    <w:basedOn w:val="33"/>
     <w:qFormat/>
     <w:uiPriority w:val="73"/>
     <w:pPr>
@@ -14722,9 +14890,9 @@
       </w:tcPr>
     </w:tblStylePr>
   </w:style>
-  <w:style w:type="table" w:styleId="130">
+  <w:style w:type="table" w:styleId="131">
     <w:name w:val="Colorful Grid Accent 5"/>
-    <w:basedOn w:val="32"/>
+    <w:basedOn w:val="33"/>
     <w:qFormat/>
     <w:uiPriority w:val="73"/>
     <w:pPr>
@@ -14819,9 +14987,9 @@
       </w:tcPr>
     </w:tblStylePr>
   </w:style>
-  <w:style w:type="table" w:styleId="131">
+  <w:style w:type="table" w:styleId="132">
     <w:name w:val="Colorful Grid Accent 6"/>
-    <w:basedOn w:val="32"/>
+    <w:basedOn w:val="33"/>
     <w:qFormat/>
     <w:uiPriority w:val="73"/>
     <w:pPr>
@@ -14916,9 +15084,9 @@
       </w:tcPr>
     </w:tblStylePr>
   </w:style>
-  <w:style w:type="character" w:styleId="133">
+  <w:style w:type="character" w:styleId="134">
     <w:name w:val="Strong"/>
-    <w:basedOn w:val="132"/>
+    <w:basedOn w:val="133"/>
     <w:qFormat/>
     <w:uiPriority w:val="22"/>
     <w:rPr>
@@ -14926,9 +15094,9 @@
       <w:bCs/>
     </w:rPr>
   </w:style>
-  <w:style w:type="character" w:styleId="134">
+  <w:style w:type="character" w:styleId="135">
     <w:name w:val="Emphasis"/>
-    <w:basedOn w:val="132"/>
+    <w:basedOn w:val="133"/>
     <w:qFormat/>
     <w:uiPriority w:val="20"/>
     <w:rPr>
@@ -14936,21 +15104,32 @@
       <w:iCs/>
     </w:rPr>
   </w:style>
-  <w:style w:type="character" w:customStyle="1" w:styleId="135">
+  <w:style w:type="character" w:styleId="136">
+    <w:name w:val="HTML Code"/>
+    <w:basedOn w:val="133"/>
+    <w:semiHidden/>
+    <w:unhideWhenUsed/>
+    <w:uiPriority w:val="99"/>
+    <w:rPr>
+      <w:rFonts w:ascii="Courier New" w:hAnsi="Courier New"/>
+      <w:sz w:val="20"/>
+    </w:rPr>
+  </w:style>
+  <w:style w:type="character" w:customStyle="1" w:styleId="137">
     <w:name w:val="Header Char"/>
-    <w:basedOn w:val="132"/>
+    <w:basedOn w:val="133"/>
     <w:link w:val="25"/>
     <w:qFormat/>
     <w:uiPriority w:val="99"/>
   </w:style>
-  <w:style w:type="character" w:customStyle="1" w:styleId="136">
+  <w:style w:type="character" w:customStyle="1" w:styleId="138">
     <w:name w:val="Footer Char"/>
-    <w:basedOn w:val="132"/>
+    <w:basedOn w:val="133"/>
     <w:link w:val="24"/>
     <w:qFormat/>
     <w:uiPriority w:val="99"/>
   </w:style>
-  <w:style w:type="paragraph" w:styleId="137">
+  <w:style w:type="paragraph" w:styleId="139">
     <w:name w:val="No Spacing"/>
     <w:qFormat/>
     <w:uiPriority w:val="1"/>
@@ -14964,9 +15143,9 @@
       <w:lang w:val="en-US" w:eastAsia="en-US" w:bidi="ar-SA"/>
     </w:rPr>
   </w:style>
-  <w:style w:type="character" w:customStyle="1" w:styleId="138">
+  <w:style w:type="character" w:customStyle="1" w:styleId="140">
     <w:name w:val="Heading 1 Char"/>
-    <w:basedOn w:val="132"/>
+    <w:basedOn w:val="133"/>
     <w:link w:val="3"/>
     <w:qFormat/>
     <w:uiPriority w:val="9"/>
@@ -14979,9 +15158,9 @@
       <w:szCs w:val="28"/>
     </w:rPr>
   </w:style>
-  <w:style w:type="character" w:customStyle="1" w:styleId="139">
+  <w:style w:type="character" w:customStyle="1" w:styleId="141">
     <w:name w:val="Heading 2 Char"/>
-    <w:basedOn w:val="132"/>
+    <w:basedOn w:val="133"/>
     <w:link w:val="4"/>
     <w:qFormat/>
     <w:uiPriority w:val="9"/>
@@ -14999,9 +15178,9 @@
       </w14:textFill>
     </w:rPr>
   </w:style>
-  <w:style w:type="character" w:customStyle="1" w:styleId="140">
+  <w:style w:type="character" w:customStyle="1" w:styleId="142">
     <w:name w:val="Heading 3 Char"/>
-    <w:basedOn w:val="132"/>
+    <w:basedOn w:val="133"/>
     <w:link w:val="5"/>
     <w:qFormat/>
     <w:uiPriority w:val="9"/>
@@ -15017,10 +15196,10 @@
       </w14:textFill>
     </w:rPr>
   </w:style>
-  <w:style w:type="character" w:customStyle="1" w:styleId="141">
+  <w:style w:type="character" w:customStyle="1" w:styleId="143">
     <w:name w:val="Title Char"/>
-    <w:basedOn w:val="132"/>
-    <w:link w:val="31"/>
+    <w:basedOn w:val="133"/>
+    <w:link w:val="32"/>
     <w:qFormat/>
     <w:uiPriority w:val="10"/>
     <w:rPr>
@@ -15032,9 +15211,9 @@
       <w:szCs w:val="52"/>
     </w:rPr>
   </w:style>
-  <w:style w:type="character" w:customStyle="1" w:styleId="142">
+  <w:style w:type="character" w:customStyle="1" w:styleId="144">
     <w:name w:val="Subtitle Char"/>
-    <w:basedOn w:val="132"/>
+    <w:basedOn w:val="133"/>
     <w:link w:val="26"/>
     <w:qFormat/>
     <w:uiPriority w:val="11"/>
@@ -15053,7 +15232,7 @@
       </w14:textFill>
     </w:rPr>
   </w:style>
-  <w:style w:type="paragraph" w:styleId="143">
+  <w:style w:type="paragraph" w:styleId="145">
     <w:name w:val="List Paragraph"/>
     <w:basedOn w:val="1"/>
     <w:qFormat/>
@@ -15063,23 +15242,23 @@
       <w:contextualSpacing/>
     </w:pPr>
   </w:style>
-  <w:style w:type="character" w:customStyle="1" w:styleId="144">
+  <w:style w:type="character" w:customStyle="1" w:styleId="146">
     <w:name w:val="Body Text Char"/>
-    <w:basedOn w:val="132"/>
+    <w:basedOn w:val="133"/>
     <w:link w:val="19"/>
     <w:qFormat/>
     <w:uiPriority w:val="99"/>
   </w:style>
-  <w:style w:type="character" w:customStyle="1" w:styleId="145">
+  <w:style w:type="character" w:customStyle="1" w:styleId="147">
     <w:name w:val="Body Text 2 Char"/>
-    <w:basedOn w:val="132"/>
+    <w:basedOn w:val="133"/>
     <w:link w:val="28"/>
     <w:qFormat/>
     <w:uiPriority w:val="99"/>
   </w:style>
-  <w:style w:type="character" w:customStyle="1" w:styleId="146">
+  <w:style w:type="character" w:customStyle="1" w:styleId="148">
     <w:name w:val="Body Text 3 Char"/>
-    <w:basedOn w:val="132"/>
+    <w:basedOn w:val="133"/>
     <w:link w:val="17"/>
     <w:qFormat/>
     <w:uiPriority w:val="99"/>
@@ -15088,9 +15267,9 @@
       <w:szCs w:val="16"/>
     </w:rPr>
   </w:style>
-  <w:style w:type="character" w:customStyle="1" w:styleId="147">
+  <w:style w:type="character" w:customStyle="1" w:styleId="149">
     <w:name w:val="Macro Text Char"/>
-    <w:basedOn w:val="132"/>
+    <w:basedOn w:val="133"/>
     <w:link w:val="2"/>
     <w:qFormat/>
     <w:uiPriority w:val="99"/>
@@ -15100,11 +15279,11 @@
       <w:szCs w:val="20"/>
     </w:rPr>
   </w:style>
-  <w:style w:type="paragraph" w:styleId="148">
+  <w:style w:type="paragraph" w:styleId="150">
     <w:name w:val="Quote"/>
     <w:basedOn w:val="1"/>
     <w:next w:val="1"/>
-    <w:link w:val="149"/>
+    <w:link w:val="151"/>
     <w:qFormat/>
     <w:uiPriority w:val="29"/>
     <w:rPr>
@@ -15118,10 +15297,10 @@
       </w14:textFill>
     </w:rPr>
   </w:style>
-  <w:style w:type="character" w:customStyle="1" w:styleId="149">
+  <w:style w:type="character" w:customStyle="1" w:styleId="151">
     <w:name w:val="Quote Char"/>
-    <w:basedOn w:val="132"/>
-    <w:link w:val="148"/>
+    <w:basedOn w:val="133"/>
+    <w:link w:val="150"/>
     <w:qFormat/>
     <w:uiPriority w:val="29"/>
     <w:rPr>
@@ -15135,9 +15314,9 @@
       </w14:textFill>
     </w:rPr>
   </w:style>
-  <w:style w:type="character" w:customStyle="1" w:styleId="150">
+  <w:style w:type="character" w:customStyle="1" w:styleId="152">
     <w:name w:val="Heading 4 Char"/>
-    <w:basedOn w:val="132"/>
+    <w:basedOn w:val="133"/>
     <w:link w:val="6"/>
     <w:semiHidden/>
     <w:qFormat/>
@@ -15156,9 +15335,9 @@
       </w14:textFill>
     </w:rPr>
   </w:style>
-  <w:style w:type="character" w:customStyle="1" w:styleId="151">
+  <w:style w:type="character" w:customStyle="1" w:styleId="153">
     <w:name w:val="Heading 5 Char"/>
-    <w:basedOn w:val="132"/>
+    <w:basedOn w:val="133"/>
     <w:link w:val="7"/>
     <w:semiHidden/>
     <w:qFormat/>
@@ -15168,9 +15347,9 @@
       <w:color w:val="254061" w:themeColor="accent1" w:themeShade="80"/>
     </w:rPr>
   </w:style>
-  <w:style w:type="character" w:customStyle="1" w:styleId="152">
+  <w:style w:type="character" w:customStyle="1" w:styleId="154">
     <w:name w:val="Heading 6 Char"/>
-    <w:basedOn w:val="132"/>
+    <w:basedOn w:val="133"/>
     <w:link w:val="8"/>
     <w:semiHidden/>
     <w:qFormat/>
@@ -15182,9 +15361,9 @@
       <w:color w:val="254061" w:themeColor="accent1" w:themeShade="80"/>
     </w:rPr>
   </w:style>
-  <w:style w:type="character" w:customStyle="1" w:styleId="153">
+  <w:style w:type="character" w:customStyle="1" w:styleId="155">
     <w:name w:val="Heading 7 Char"/>
-    <w:basedOn w:val="132"/>
+    <w:basedOn w:val="133"/>
     <w:link w:val="9"/>
     <w:semiHidden/>
     <w:qFormat/>
@@ -15204,9 +15383,9 @@
       </w14:textFill>
     </w:rPr>
   </w:style>
-  <w:style w:type="character" w:customStyle="1" w:styleId="154">
+  <w:style w:type="character" w:customStyle="1" w:styleId="156">
     <w:name w:val="Heading 8 Char"/>
-    <w:basedOn w:val="132"/>
+    <w:basedOn w:val="133"/>
     <w:link w:val="10"/>
     <w:semiHidden/>
     <w:qFormat/>
@@ -15223,9 +15402,9 @@
       </w14:textFill>
     </w:rPr>
   </w:style>
-  <w:style w:type="character" w:customStyle="1" w:styleId="155">
+  <w:style w:type="character" w:customStyle="1" w:styleId="157">
     <w:name w:val="Heading 9 Char"/>
-    <w:basedOn w:val="132"/>
+    <w:basedOn w:val="133"/>
     <w:link w:val="11"/>
     <w:semiHidden/>
     <w:qFormat/>
@@ -15247,11 +15426,11 @@
       </w14:textFill>
     </w:rPr>
   </w:style>
-  <w:style w:type="paragraph" w:styleId="156">
+  <w:style w:type="paragraph" w:styleId="158">
     <w:name w:val="Intense Quote"/>
     <w:basedOn w:val="1"/>
     <w:next w:val="1"/>
-    <w:link w:val="157"/>
+    <w:link w:val="159"/>
     <w:qFormat/>
     <w:uiPriority w:val="30"/>
     <w:pPr>
@@ -15274,10 +15453,10 @@
       </w14:textFill>
     </w:rPr>
   </w:style>
-  <w:style w:type="character" w:customStyle="1" w:styleId="157">
+  <w:style w:type="character" w:customStyle="1" w:styleId="159">
     <w:name w:val="Intense Quote Char"/>
-    <w:basedOn w:val="132"/>
-    <w:link w:val="156"/>
+    <w:basedOn w:val="133"/>
+    <w:link w:val="158"/>
     <w:qFormat/>
     <w:uiPriority w:val="30"/>
     <w:rPr>
@@ -15293,9 +15472,9 @@
       </w14:textFill>
     </w:rPr>
   </w:style>
-  <w:style w:type="character" w:customStyle="1" w:styleId="158">
+  <w:style w:type="character" w:customStyle="1" w:styleId="160">
     <w:name w:val="Subtle Emphasis"/>
-    <w:basedOn w:val="132"/>
+    <w:basedOn w:val="133"/>
     <w:qFormat/>
     <w:uiPriority w:val="19"/>
     <w:rPr>
@@ -15312,9 +15491,9 @@
       </w14:textFill>
     </w:rPr>
   </w:style>
-  <w:style w:type="character" w:customStyle="1" w:styleId="159">
+  <w:style w:type="character" w:customStyle="1" w:styleId="161">
     <w:name w:val="Intense Emphasis"/>
-    <w:basedOn w:val="132"/>
+    <w:basedOn w:val="133"/>
     <w:qFormat/>
     <w:uiPriority w:val="21"/>
     <w:rPr>
@@ -15330,9 +15509,9 @@
       </w14:textFill>
     </w:rPr>
   </w:style>
-  <w:style w:type="character" w:customStyle="1" w:styleId="160">
+  <w:style w:type="character" w:customStyle="1" w:styleId="162">
     <w:name w:val="Subtle Reference"/>
-    <w:basedOn w:val="132"/>
+    <w:basedOn w:val="133"/>
     <w:qFormat/>
     <w:uiPriority w:val="31"/>
     <w:rPr>
@@ -15346,9 +15525,9 @@
       </w14:textFill>
     </w:rPr>
   </w:style>
-  <w:style w:type="character" w:customStyle="1" w:styleId="161">
+  <w:style w:type="character" w:customStyle="1" w:styleId="163">
     <w:name w:val="Intense Reference"/>
-    <w:basedOn w:val="132"/>
+    <w:basedOn w:val="133"/>
     <w:qFormat/>
     <w:uiPriority w:val="32"/>
     <w:rPr>
@@ -15365,9 +15544,9 @@
       </w14:textFill>
     </w:rPr>
   </w:style>
-  <w:style w:type="character" w:customStyle="1" w:styleId="162">
+  <w:style w:type="character" w:customStyle="1" w:styleId="164">
     <w:name w:val="Book Title"/>
-    <w:basedOn w:val="132"/>
+    <w:basedOn w:val="133"/>
     <w:qFormat/>
     <w:uiPriority w:val="33"/>
     <w:rPr>
@@ -15377,7 +15556,7 @@
       <w:spacing w:val="5"/>
     </w:rPr>
   </w:style>
-  <w:style w:type="paragraph" w:customStyle="1" w:styleId="163">
+  <w:style w:type="paragraph" w:customStyle="1" w:styleId="165">
     <w:name w:val="TOC Heading"/>
     <w:basedOn w:val="3"/>
     <w:next w:val="1"/>
